--- a/docs/product/合数BOSS V1.0客户建档与手机号变更统一处理逻辑.docx
+++ b/docs/product/合数BOSS V1.0客户建档与手机号变更统一处理逻辑.docx
@@ -9,7 +9,7 @@
       </w:pPr>
       <w:r>
         <w:rPr>
-          <w:rFonts w:ascii="Arial Unicode" w:hAnsi="Arial Unicode" w:eastAsia="Arial Unicode"/>
+          <w:rFonts w:ascii="Arial Unicode MS" w:hAnsi="Arial Unicode MS" w:eastAsia="Arial Unicode MS"/>
           <w:b/>
           <w:color w:val="000000"/>
           <w:sz w:val="48"/>
@@ -23,7 +23,7 @@
       </w:pPr>
       <w:r>
         <w:rPr>
-          <w:rFonts w:ascii="Arial Unicode" w:hAnsi="Arial Unicode" w:eastAsia="Arial Unicode"/>
+          <w:rFonts w:ascii="Arial Unicode MS" w:hAnsi="Arial Unicode MS" w:eastAsia="Arial Unicode MS"/>
           <w:b w:val="0"/>
           <w:color w:val="666666"/>
           <w:sz w:val="24"/>
@@ -80,7 +80,7 @@
             </w:pPr>
             <w:r>
               <w:rPr>
-                <w:rFonts w:ascii="Arial Unicode" w:hAnsi="Arial Unicode" w:eastAsia="Arial Unicode"/>
+                <w:rFonts w:ascii="Arial Unicode MS" w:hAnsi="Arial Unicode MS" w:eastAsia="Arial Unicode MS"/>
                 <w:b/>
                 <w:color w:val="222222"/>
                 <w:sz w:val="19"/>
@@ -115,7 +115,7 @@
             </w:pPr>
             <w:r>
               <w:rPr>
-                <w:rFonts w:ascii="Arial Unicode" w:hAnsi="Arial Unicode" w:eastAsia="Arial Unicode"/>
+                <w:rFonts w:ascii="Arial Unicode MS" w:hAnsi="Arial Unicode MS" w:eastAsia="Arial Unicode MS"/>
                 <w:b w:val="0"/>
                 <w:color w:val="222222"/>
                 <w:sz w:val="19"/>
@@ -150,7 +150,7 @@
             </w:pPr>
             <w:r>
               <w:rPr>
-                <w:rFonts w:ascii="Arial Unicode" w:hAnsi="Arial Unicode" w:eastAsia="Arial Unicode"/>
+                <w:rFonts w:ascii="Arial Unicode MS" w:hAnsi="Arial Unicode MS" w:eastAsia="Arial Unicode MS"/>
                 <w:b/>
                 <w:color w:val="222222"/>
                 <w:sz w:val="19"/>
@@ -185,7 +185,7 @@
             </w:pPr>
             <w:r>
               <w:rPr>
-                <w:rFonts w:ascii="Arial Unicode" w:hAnsi="Arial Unicode" w:eastAsia="Arial Unicode"/>
+                <w:rFonts w:ascii="Arial Unicode MS" w:hAnsi="Arial Unicode MS" w:eastAsia="Arial Unicode MS"/>
                 <w:b w:val="0"/>
                 <w:color w:val="222222"/>
                 <w:sz w:val="19"/>
@@ -225,7 +225,7 @@
             </w:pPr>
             <w:r>
               <w:rPr>
-                <w:rFonts w:ascii="Arial Unicode" w:hAnsi="Arial Unicode" w:eastAsia="Arial Unicode"/>
+                <w:rFonts w:ascii="Arial Unicode MS" w:hAnsi="Arial Unicode MS" w:eastAsia="Arial Unicode MS"/>
                 <w:b/>
                 <w:color w:val="222222"/>
                 <w:sz w:val="19"/>
@@ -260,7 +260,7 @@
             </w:pPr>
             <w:r>
               <w:rPr>
-                <w:rFonts w:ascii="Arial Unicode" w:hAnsi="Arial Unicode" w:eastAsia="Arial Unicode"/>
+                <w:rFonts w:ascii="Arial Unicode MS" w:hAnsi="Arial Unicode MS" w:eastAsia="Arial Unicode MS"/>
                 <w:b w:val="0"/>
                 <w:color w:val="222222"/>
                 <w:sz w:val="19"/>
@@ -295,7 +295,7 @@
             </w:pPr>
             <w:r>
               <w:rPr>
-                <w:rFonts w:ascii="Arial Unicode" w:hAnsi="Arial Unicode" w:eastAsia="Arial Unicode"/>
+                <w:rFonts w:ascii="Arial Unicode MS" w:hAnsi="Arial Unicode MS" w:eastAsia="Arial Unicode MS"/>
                 <w:b/>
                 <w:color w:val="222222"/>
                 <w:sz w:val="19"/>
@@ -330,7 +330,7 @@
             </w:pPr>
             <w:r>
               <w:rPr>
-                <w:rFonts w:ascii="Arial Unicode" w:hAnsi="Arial Unicode" w:eastAsia="Arial Unicode"/>
+                <w:rFonts w:ascii="Arial Unicode MS" w:hAnsi="Arial Unicode MS" w:eastAsia="Arial Unicode MS"/>
                 <w:b w:val="0"/>
                 <w:color w:val="222222"/>
                 <w:sz w:val="19"/>
@@ -348,7 +348,7 @@
       </w:pPr>
       <w:r>
         <w:rPr>
-          <w:rFonts w:ascii="Arial Unicode" w:hAnsi="Arial Unicode" w:eastAsia="Arial Unicode"/>
+          <w:rFonts w:ascii="Arial Unicode MS" w:hAnsi="Arial Unicode MS" w:eastAsia="Arial Unicode MS"/>
           <w:b/>
           <w:color w:val="222222"/>
           <w:sz w:val="22"/>
@@ -357,7 +357,7 @@
       </w:r>
       <w:r>
         <w:rPr>
-          <w:rFonts w:ascii="Arial Unicode" w:hAnsi="Arial Unicode" w:eastAsia="Arial Unicode"/>
+          <w:rFonts w:ascii="Arial Unicode MS" w:hAnsi="Arial Unicode MS" w:eastAsia="Arial Unicode MS"/>
           <w:b w:val="0"/>
           <w:color w:val="222222"/>
           <w:sz w:val="22"/>
@@ -380,7 +380,7 @@
       </w:pPr>
       <w:r>
         <w:rPr>
-          <w:rFonts w:ascii="Arial Unicode" w:hAnsi="Arial Unicode" w:eastAsia="Arial Unicode"/>
+          <w:rFonts w:ascii="Arial Unicode MS" w:hAnsi="Arial Unicode MS" w:eastAsia="Arial Unicode MS"/>
           <w:b w:val="0"/>
           <w:color w:val="222222"/>
           <w:sz w:val="22"/>
@@ -395,7 +395,7 @@
       </w:pPr>
       <w:r>
         <w:rPr>
-          <w:rFonts w:ascii="Arial Unicode" w:hAnsi="Arial Unicode" w:eastAsia="Arial Unicode"/>
+          <w:rFonts w:ascii="Arial Unicode MS" w:hAnsi="Arial Unicode MS" w:eastAsia="Arial Unicode MS"/>
           <w:b w:val="0"/>
           <w:color w:val="222222"/>
           <w:sz w:val="22"/>
@@ -410,7 +410,7 @@
       </w:pPr>
       <w:r>
         <w:rPr>
-          <w:rFonts w:ascii="Arial Unicode" w:hAnsi="Arial Unicode" w:eastAsia="Arial Unicode"/>
+          <w:rFonts w:ascii="Arial Unicode MS" w:hAnsi="Arial Unicode MS" w:eastAsia="Arial Unicode MS"/>
           <w:b w:val="0"/>
           <w:color w:val="222222"/>
           <w:sz w:val="22"/>
@@ -425,7 +425,7 @@
       </w:pPr>
       <w:r>
         <w:rPr>
-          <w:rFonts w:ascii="Arial Unicode" w:hAnsi="Arial Unicode" w:eastAsia="Arial Unicode"/>
+          <w:rFonts w:ascii="Arial Unicode MS" w:hAnsi="Arial Unicode MS" w:eastAsia="Arial Unicode MS"/>
           <w:b w:val="0"/>
           <w:color w:val="222222"/>
           <w:sz w:val="22"/>
@@ -440,7 +440,7 @@
       </w:pPr>
       <w:r>
         <w:rPr>
-          <w:rFonts w:ascii="Arial Unicode" w:hAnsi="Arial Unicode" w:eastAsia="Arial Unicode"/>
+          <w:rFonts w:ascii="Arial Unicode MS" w:hAnsi="Arial Unicode MS" w:eastAsia="Arial Unicode MS"/>
           <w:b w:val="0"/>
           <w:color w:val="222222"/>
           <w:sz w:val="22"/>
@@ -462,7 +462,7 @@
       </w:pPr>
       <w:r>
         <w:rPr>
-          <w:rFonts w:ascii="Arial Unicode" w:hAnsi="Arial Unicode" w:eastAsia="Arial Unicode"/>
+          <w:rFonts w:ascii="Arial Unicode MS" w:hAnsi="Arial Unicode MS" w:eastAsia="Arial Unicode MS"/>
           <w:b/>
           <w:color w:val="222222"/>
           <w:sz w:val="22"/>
@@ -471,7 +471,7 @@
       </w:r>
       <w:r>
         <w:rPr>
-          <w:rFonts w:ascii="Arial Unicode" w:hAnsi="Arial Unicode" w:eastAsia="Arial Unicode"/>
+          <w:rFonts w:ascii="Arial Unicode MS" w:hAnsi="Arial Unicode MS" w:eastAsia="Arial Unicode MS"/>
           <w:b w:val="0"/>
           <w:color w:val="222222"/>
           <w:sz w:val="22"/>
@@ -537,7 +537,7 @@
             </w:pPr>
             <w:r>
               <w:rPr>
-                <w:rFonts w:ascii="Arial Unicode" w:hAnsi="Arial Unicode" w:eastAsia="Arial Unicode"/>
+                <w:rFonts w:ascii="Arial Unicode MS" w:hAnsi="Arial Unicode MS" w:eastAsia="Arial Unicode MS"/>
                 <w:b/>
                 <w:color w:val="FFFFFF"/>
                 <w:sz w:val="20"/>
@@ -573,7 +573,7 @@
             </w:pPr>
             <w:r>
               <w:rPr>
-                <w:rFonts w:ascii="Arial Unicode" w:hAnsi="Arial Unicode" w:eastAsia="Arial Unicode"/>
+                <w:rFonts w:ascii="Arial Unicode MS" w:hAnsi="Arial Unicode MS" w:eastAsia="Arial Unicode MS"/>
                 <w:b/>
                 <w:color w:val="FFFFFF"/>
                 <w:sz w:val="20"/>
@@ -609,7 +609,7 @@
             </w:pPr>
             <w:r>
               <w:rPr>
-                <w:rFonts w:ascii="Arial Unicode" w:hAnsi="Arial Unicode" w:eastAsia="Arial Unicode"/>
+                <w:rFonts w:ascii="Arial Unicode MS" w:hAnsi="Arial Unicode MS" w:eastAsia="Arial Unicode MS"/>
                 <w:b/>
                 <w:color w:val="FFFFFF"/>
                 <w:sz w:val="20"/>
@@ -650,7 +650,7 @@
             </w:pPr>
             <w:r>
               <w:rPr>
-                <w:rFonts w:ascii="Arial Unicode" w:hAnsi="Arial Unicode" w:eastAsia="Arial Unicode"/>
+                <w:rFonts w:ascii="Arial Unicode MS" w:hAnsi="Arial Unicode MS" w:eastAsia="Arial Unicode MS"/>
                 <w:b w:val="0"/>
                 <w:color w:val="222222"/>
                 <w:sz w:val="19"/>
@@ -686,7 +686,7 @@
             </w:pPr>
             <w:r>
               <w:rPr>
-                <w:rFonts w:ascii="Arial Unicode" w:hAnsi="Arial Unicode" w:eastAsia="Arial Unicode"/>
+                <w:rFonts w:ascii="Arial Unicode MS" w:hAnsi="Arial Unicode MS" w:eastAsia="Arial Unicode MS"/>
                 <w:b w:val="0"/>
                 <w:color w:val="222222"/>
                 <w:sz w:val="19"/>
@@ -722,7 +722,7 @@
             </w:pPr>
             <w:r>
               <w:rPr>
-                <w:rFonts w:ascii="Arial Unicode" w:hAnsi="Arial Unicode" w:eastAsia="Arial Unicode"/>
+                <w:rFonts w:ascii="Arial Unicode MS" w:hAnsi="Arial Unicode MS" w:eastAsia="Arial Unicode MS"/>
                 <w:b w:val="0"/>
                 <w:color w:val="222222"/>
                 <w:sz w:val="19"/>
@@ -763,7 +763,7 @@
             </w:pPr>
             <w:r>
               <w:rPr>
-                <w:rFonts w:ascii="Arial Unicode" w:hAnsi="Arial Unicode" w:eastAsia="Arial Unicode"/>
+                <w:rFonts w:ascii="Arial Unicode MS" w:hAnsi="Arial Unicode MS" w:eastAsia="Arial Unicode MS"/>
                 <w:b w:val="0"/>
                 <w:color w:val="222222"/>
                 <w:sz w:val="19"/>
@@ -799,7 +799,7 @@
             </w:pPr>
             <w:r>
               <w:rPr>
-                <w:rFonts w:ascii="Arial Unicode" w:hAnsi="Arial Unicode" w:eastAsia="Arial Unicode"/>
+                <w:rFonts w:ascii="Arial Unicode MS" w:hAnsi="Arial Unicode MS" w:eastAsia="Arial Unicode MS"/>
                 <w:b w:val="0"/>
                 <w:color w:val="222222"/>
                 <w:sz w:val="19"/>
@@ -835,7 +835,7 @@
             </w:pPr>
             <w:r>
               <w:rPr>
-                <w:rFonts w:ascii="Arial Unicode" w:hAnsi="Arial Unicode" w:eastAsia="Arial Unicode"/>
+                <w:rFonts w:ascii="Arial Unicode MS" w:hAnsi="Arial Unicode MS" w:eastAsia="Arial Unicode MS"/>
                 <w:b w:val="0"/>
                 <w:color w:val="222222"/>
                 <w:sz w:val="19"/>
@@ -876,7 +876,7 @@
             </w:pPr>
             <w:r>
               <w:rPr>
-                <w:rFonts w:ascii="Arial Unicode" w:hAnsi="Arial Unicode" w:eastAsia="Arial Unicode"/>
+                <w:rFonts w:ascii="Arial Unicode MS" w:hAnsi="Arial Unicode MS" w:eastAsia="Arial Unicode MS"/>
                 <w:b w:val="0"/>
                 <w:color w:val="222222"/>
                 <w:sz w:val="19"/>
@@ -912,7 +912,7 @@
             </w:pPr>
             <w:r>
               <w:rPr>
-                <w:rFonts w:ascii="Arial Unicode" w:hAnsi="Arial Unicode" w:eastAsia="Arial Unicode"/>
+                <w:rFonts w:ascii="Arial Unicode MS" w:hAnsi="Arial Unicode MS" w:eastAsia="Arial Unicode MS"/>
                 <w:b w:val="0"/>
                 <w:color w:val="222222"/>
                 <w:sz w:val="19"/>
@@ -948,7 +948,7 @@
             </w:pPr>
             <w:r>
               <w:rPr>
-                <w:rFonts w:ascii="Arial Unicode" w:hAnsi="Arial Unicode" w:eastAsia="Arial Unicode"/>
+                <w:rFonts w:ascii="Arial Unicode MS" w:hAnsi="Arial Unicode MS" w:eastAsia="Arial Unicode MS"/>
                 <w:b w:val="0"/>
                 <w:color w:val="222222"/>
                 <w:sz w:val="19"/>
@@ -989,7 +989,7 @@
             </w:pPr>
             <w:r>
               <w:rPr>
-                <w:rFonts w:ascii="Arial Unicode" w:hAnsi="Arial Unicode" w:eastAsia="Arial Unicode"/>
+                <w:rFonts w:ascii="Arial Unicode MS" w:hAnsi="Arial Unicode MS" w:eastAsia="Arial Unicode MS"/>
                 <w:b w:val="0"/>
                 <w:color w:val="222222"/>
                 <w:sz w:val="19"/>
@@ -1025,7 +1025,7 @@
             </w:pPr>
             <w:r>
               <w:rPr>
-                <w:rFonts w:ascii="Arial Unicode" w:hAnsi="Arial Unicode" w:eastAsia="Arial Unicode"/>
+                <w:rFonts w:ascii="Arial Unicode MS" w:hAnsi="Arial Unicode MS" w:eastAsia="Arial Unicode MS"/>
                 <w:b w:val="0"/>
                 <w:color w:val="222222"/>
                 <w:sz w:val="19"/>
@@ -1061,7 +1061,7 @@
             </w:pPr>
             <w:r>
               <w:rPr>
-                <w:rFonts w:ascii="Arial Unicode" w:hAnsi="Arial Unicode" w:eastAsia="Arial Unicode"/>
+                <w:rFonts w:ascii="Arial Unicode MS" w:hAnsi="Arial Unicode MS" w:eastAsia="Arial Unicode MS"/>
                 <w:b w:val="0"/>
                 <w:color w:val="222222"/>
                 <w:sz w:val="19"/>
@@ -1102,7 +1102,7 @@
             </w:pPr>
             <w:r>
               <w:rPr>
-                <w:rFonts w:ascii="Arial Unicode" w:hAnsi="Arial Unicode" w:eastAsia="Arial Unicode"/>
+                <w:rFonts w:ascii="Arial Unicode MS" w:hAnsi="Arial Unicode MS" w:eastAsia="Arial Unicode MS"/>
                 <w:b w:val="0"/>
                 <w:color w:val="222222"/>
                 <w:sz w:val="19"/>
@@ -1138,7 +1138,7 @@
             </w:pPr>
             <w:r>
               <w:rPr>
-                <w:rFonts w:ascii="Arial Unicode" w:hAnsi="Arial Unicode" w:eastAsia="Arial Unicode"/>
+                <w:rFonts w:ascii="Arial Unicode MS" w:hAnsi="Arial Unicode MS" w:eastAsia="Arial Unicode MS"/>
                 <w:b w:val="0"/>
                 <w:color w:val="222222"/>
                 <w:sz w:val="19"/>
@@ -1174,7 +1174,7 @@
             </w:pPr>
             <w:r>
               <w:rPr>
-                <w:rFonts w:ascii="Arial Unicode" w:hAnsi="Arial Unicode" w:eastAsia="Arial Unicode"/>
+                <w:rFonts w:ascii="Arial Unicode MS" w:hAnsi="Arial Unicode MS" w:eastAsia="Arial Unicode MS"/>
                 <w:b w:val="0"/>
                 <w:color w:val="222222"/>
                 <w:sz w:val="19"/>
@@ -1213,7 +1213,7 @@
       </w:pPr>
       <w:r>
         <w:rPr>
-          <w:rFonts w:ascii="Arial Unicode" w:hAnsi="Arial Unicode" w:eastAsia="Arial Unicode"/>
+          <w:rFonts w:ascii="Arial Unicode MS" w:hAnsi="Arial Unicode MS" w:eastAsia="Arial Unicode MS"/>
           <w:b w:val="0"/>
           <w:color w:val="222222"/>
           <w:sz w:val="22"/>
@@ -1232,7 +1232,7 @@
       </w:r>
       <w:r>
         <w:rPr>
-          <w:rFonts w:ascii="Arial Unicode" w:hAnsi="Arial Unicode" w:eastAsia="Arial Unicode"/>
+          <w:rFonts w:ascii="Arial Unicode MS" w:hAnsi="Arial Unicode MS" w:eastAsia="Arial Unicode MS"/>
           <w:b w:val="0"/>
           <w:color w:val="222222"/>
           <w:sz w:val="22"/>
@@ -1247,7 +1247,7 @@
       </w:pPr>
       <w:r>
         <w:rPr>
-          <w:rFonts w:ascii="Arial Unicode" w:hAnsi="Arial Unicode" w:eastAsia="Arial Unicode"/>
+          <w:rFonts w:ascii="Arial Unicode MS" w:hAnsi="Arial Unicode MS" w:eastAsia="Arial Unicode MS"/>
           <w:b w:val="0"/>
           <w:color w:val="222222"/>
           <w:sz w:val="22"/>
@@ -1262,7 +1262,7 @@
       </w:pPr>
       <w:r>
         <w:rPr>
-          <w:rFonts w:ascii="Arial Unicode" w:hAnsi="Arial Unicode" w:eastAsia="Arial Unicode"/>
+          <w:rFonts w:ascii="Arial Unicode MS" w:hAnsi="Arial Unicode MS" w:eastAsia="Arial Unicode MS"/>
           <w:b w:val="0"/>
           <w:color w:val="222222"/>
           <w:sz w:val="22"/>
@@ -1285,7 +1285,7 @@
       </w:pPr>
       <w:r>
         <w:rPr>
-          <w:rFonts w:ascii="Arial Unicode" w:hAnsi="Arial Unicode" w:eastAsia="Arial Unicode"/>
+          <w:rFonts w:ascii="Arial Unicode MS" w:hAnsi="Arial Unicode MS" w:eastAsia="Arial Unicode MS"/>
           <w:b/>
           <w:color w:val="222222"/>
           <w:sz w:val="22"/>
@@ -1294,7 +1294,7 @@
       </w:r>
       <w:r>
         <w:rPr>
-          <w:rFonts w:ascii="Arial Unicode" w:hAnsi="Arial Unicode" w:eastAsia="Arial Unicode"/>
+          <w:rFonts w:ascii="Arial Unicode MS" w:hAnsi="Arial Unicode MS" w:eastAsia="Arial Unicode MS"/>
           <w:b w:val="0"/>
           <w:color w:val="222222"/>
           <w:sz w:val="22"/>
@@ -1309,7 +1309,7 @@
       </w:pPr>
       <w:r>
         <w:rPr>
-          <w:rFonts w:ascii="Arial Unicode" w:hAnsi="Arial Unicode" w:eastAsia="Arial Unicode"/>
+          <w:rFonts w:ascii="Arial Unicode MS" w:hAnsi="Arial Unicode MS" w:eastAsia="Arial Unicode MS"/>
           <w:b/>
           <w:color w:val="222222"/>
           <w:sz w:val="22"/>
@@ -1318,7 +1318,7 @@
       </w:r>
       <w:r>
         <w:rPr>
-          <w:rFonts w:ascii="Arial Unicode" w:hAnsi="Arial Unicode" w:eastAsia="Arial Unicode"/>
+          <w:rFonts w:ascii="Arial Unicode MS" w:hAnsi="Arial Unicode MS" w:eastAsia="Arial Unicode MS"/>
           <w:b w:val="0"/>
           <w:color w:val="222222"/>
           <w:sz w:val="22"/>
@@ -1333,7 +1333,7 @@
       </w:pPr>
       <w:r>
         <w:rPr>
-          <w:rFonts w:ascii="Arial Unicode" w:hAnsi="Arial Unicode" w:eastAsia="Arial Unicode"/>
+          <w:rFonts w:ascii="Arial Unicode MS" w:hAnsi="Arial Unicode MS" w:eastAsia="Arial Unicode MS"/>
           <w:b/>
           <w:color w:val="222222"/>
           <w:sz w:val="22"/>
@@ -1342,7 +1342,7 @@
       </w:r>
       <w:r>
         <w:rPr>
-          <w:rFonts w:ascii="Arial Unicode" w:hAnsi="Arial Unicode" w:eastAsia="Arial Unicode"/>
+          <w:rFonts w:ascii="Arial Unicode MS" w:hAnsi="Arial Unicode MS" w:eastAsia="Arial Unicode MS"/>
           <w:b w:val="0"/>
           <w:color w:val="222222"/>
           <w:sz w:val="22"/>
@@ -1357,7 +1357,7 @@
       </w:pPr>
       <w:r>
         <w:rPr>
-          <w:rFonts w:ascii="Arial Unicode" w:hAnsi="Arial Unicode" w:eastAsia="Arial Unicode"/>
+          <w:rFonts w:ascii="Arial Unicode MS" w:hAnsi="Arial Unicode MS" w:eastAsia="Arial Unicode MS"/>
           <w:b/>
           <w:color w:val="222222"/>
           <w:sz w:val="22"/>
@@ -1366,7 +1366,7 @@
       </w:r>
       <w:r>
         <w:rPr>
-          <w:rFonts w:ascii="Arial Unicode" w:hAnsi="Arial Unicode" w:eastAsia="Arial Unicode"/>
+          <w:rFonts w:ascii="Arial Unicode MS" w:hAnsi="Arial Unicode MS" w:eastAsia="Arial Unicode MS"/>
           <w:b w:val="0"/>
           <w:color w:val="222222"/>
           <w:sz w:val="22"/>
@@ -1446,7 +1446,7 @@
             </w:pPr>
             <w:r>
               <w:rPr>
-                <w:rFonts w:ascii="Arial Unicode" w:hAnsi="Arial Unicode" w:eastAsia="Arial Unicode"/>
+                <w:rFonts w:ascii="Arial Unicode MS" w:hAnsi="Arial Unicode MS" w:eastAsia="Arial Unicode MS"/>
                 <w:b/>
                 <w:color w:val="FFFFFF"/>
                 <w:sz w:val="20"/>
@@ -1482,7 +1482,7 @@
             </w:pPr>
             <w:r>
               <w:rPr>
-                <w:rFonts w:ascii="Arial Unicode" w:hAnsi="Arial Unicode" w:eastAsia="Arial Unicode"/>
+                <w:rFonts w:ascii="Arial Unicode MS" w:hAnsi="Arial Unicode MS" w:eastAsia="Arial Unicode MS"/>
                 <w:b/>
                 <w:color w:val="FFFFFF"/>
                 <w:sz w:val="20"/>
@@ -1518,7 +1518,7 @@
             </w:pPr>
             <w:r>
               <w:rPr>
-                <w:rFonts w:ascii="Arial Unicode" w:hAnsi="Arial Unicode" w:eastAsia="Arial Unicode"/>
+                <w:rFonts w:ascii="Arial Unicode MS" w:hAnsi="Arial Unicode MS" w:eastAsia="Arial Unicode MS"/>
                 <w:b/>
                 <w:color w:val="FFFFFF"/>
                 <w:sz w:val="20"/>
@@ -1559,7 +1559,7 @@
             </w:pPr>
             <w:r>
               <w:rPr>
-                <w:rFonts w:ascii="Arial Unicode" w:hAnsi="Arial Unicode" w:eastAsia="Arial Unicode"/>
+                <w:rFonts w:ascii="Arial Unicode MS" w:hAnsi="Arial Unicode MS" w:eastAsia="Arial Unicode MS"/>
                 <w:b w:val="0"/>
                 <w:color w:val="222222"/>
                 <w:sz w:val="19"/>
@@ -1595,7 +1595,7 @@
             </w:pPr>
             <w:r>
               <w:rPr>
-                <w:rFonts w:ascii="Arial Unicode" w:hAnsi="Arial Unicode" w:eastAsia="Arial Unicode"/>
+                <w:rFonts w:ascii="Arial Unicode MS" w:hAnsi="Arial Unicode MS" w:eastAsia="Arial Unicode MS"/>
                 <w:b w:val="0"/>
                 <w:color w:val="222222"/>
                 <w:sz w:val="19"/>
@@ -1631,7 +1631,7 @@
             </w:pPr>
             <w:r>
               <w:rPr>
-                <w:rFonts w:ascii="Arial Unicode" w:hAnsi="Arial Unicode" w:eastAsia="Arial Unicode"/>
+                <w:rFonts w:ascii="Arial Unicode MS" w:hAnsi="Arial Unicode MS" w:eastAsia="Arial Unicode MS"/>
                 <w:b w:val="0"/>
                 <w:color w:val="222222"/>
                 <w:sz w:val="19"/>
@@ -1672,7 +1672,7 @@
             </w:pPr>
             <w:r>
               <w:rPr>
-                <w:rFonts w:ascii="Arial Unicode" w:hAnsi="Arial Unicode" w:eastAsia="Arial Unicode"/>
+                <w:rFonts w:ascii="Arial Unicode MS" w:hAnsi="Arial Unicode MS" w:eastAsia="Arial Unicode MS"/>
                 <w:b w:val="0"/>
                 <w:color w:val="222222"/>
                 <w:sz w:val="19"/>
@@ -1708,7 +1708,7 @@
             </w:pPr>
             <w:r>
               <w:rPr>
-                <w:rFonts w:ascii="Arial Unicode" w:hAnsi="Arial Unicode" w:eastAsia="Arial Unicode"/>
+                <w:rFonts w:ascii="Arial Unicode MS" w:hAnsi="Arial Unicode MS" w:eastAsia="Arial Unicode MS"/>
                 <w:b w:val="0"/>
                 <w:color w:val="222222"/>
                 <w:sz w:val="19"/>
@@ -1744,7 +1744,7 @@
             </w:pPr>
             <w:r>
               <w:rPr>
-                <w:rFonts w:ascii="Arial Unicode" w:hAnsi="Arial Unicode" w:eastAsia="Arial Unicode"/>
+                <w:rFonts w:ascii="Arial Unicode MS" w:hAnsi="Arial Unicode MS" w:eastAsia="Arial Unicode MS"/>
                 <w:b w:val="0"/>
                 <w:color w:val="222222"/>
                 <w:sz w:val="19"/>
@@ -1785,7 +1785,7 @@
             </w:pPr>
             <w:r>
               <w:rPr>
-                <w:rFonts w:ascii="Arial Unicode" w:hAnsi="Arial Unicode" w:eastAsia="Arial Unicode"/>
+                <w:rFonts w:ascii="Arial Unicode MS" w:hAnsi="Arial Unicode MS" w:eastAsia="Arial Unicode MS"/>
                 <w:b w:val="0"/>
                 <w:color w:val="222222"/>
                 <w:sz w:val="19"/>
@@ -1821,7 +1821,7 @@
             </w:pPr>
             <w:r>
               <w:rPr>
-                <w:rFonts w:ascii="Arial Unicode" w:hAnsi="Arial Unicode" w:eastAsia="Arial Unicode"/>
+                <w:rFonts w:ascii="Arial Unicode MS" w:hAnsi="Arial Unicode MS" w:eastAsia="Arial Unicode MS"/>
                 <w:b w:val="0"/>
                 <w:color w:val="222222"/>
                 <w:sz w:val="19"/>
@@ -1857,7 +1857,7 @@
             </w:pPr>
             <w:r>
               <w:rPr>
-                <w:rFonts w:ascii="Arial Unicode" w:hAnsi="Arial Unicode" w:eastAsia="Arial Unicode"/>
+                <w:rFonts w:ascii="Arial Unicode MS" w:hAnsi="Arial Unicode MS" w:eastAsia="Arial Unicode MS"/>
                 <w:b w:val="0"/>
                 <w:color w:val="222222"/>
                 <w:sz w:val="19"/>
@@ -1898,7 +1898,7 @@
             </w:pPr>
             <w:r>
               <w:rPr>
-                <w:rFonts w:ascii="Arial Unicode" w:hAnsi="Arial Unicode" w:eastAsia="Arial Unicode"/>
+                <w:rFonts w:ascii="Arial Unicode MS" w:hAnsi="Arial Unicode MS" w:eastAsia="Arial Unicode MS"/>
                 <w:b w:val="0"/>
                 <w:color w:val="222222"/>
                 <w:sz w:val="19"/>
@@ -1934,7 +1934,7 @@
             </w:pPr>
             <w:r>
               <w:rPr>
-                <w:rFonts w:ascii="Arial Unicode" w:hAnsi="Arial Unicode" w:eastAsia="Arial Unicode"/>
+                <w:rFonts w:ascii="Arial Unicode MS" w:hAnsi="Arial Unicode MS" w:eastAsia="Arial Unicode MS"/>
                 <w:b w:val="0"/>
                 <w:color w:val="222222"/>
                 <w:sz w:val="19"/>
@@ -1970,7 +1970,7 @@
             </w:pPr>
             <w:r>
               <w:rPr>
-                <w:rFonts w:ascii="Arial Unicode" w:hAnsi="Arial Unicode" w:eastAsia="Arial Unicode"/>
+                <w:rFonts w:ascii="Arial Unicode MS" w:hAnsi="Arial Unicode MS" w:eastAsia="Arial Unicode MS"/>
                 <w:b w:val="0"/>
                 <w:color w:val="222222"/>
                 <w:sz w:val="19"/>
@@ -2011,7 +2011,7 @@
             </w:pPr>
             <w:r>
               <w:rPr>
-                <w:rFonts w:ascii="Arial Unicode" w:hAnsi="Arial Unicode" w:eastAsia="Arial Unicode"/>
+                <w:rFonts w:ascii="Arial Unicode MS" w:hAnsi="Arial Unicode MS" w:eastAsia="Arial Unicode MS"/>
                 <w:b w:val="0"/>
                 <w:color w:val="222222"/>
                 <w:sz w:val="19"/>
@@ -2047,7 +2047,7 @@
             </w:pPr>
             <w:r>
               <w:rPr>
-                <w:rFonts w:ascii="Arial Unicode" w:hAnsi="Arial Unicode" w:eastAsia="Arial Unicode"/>
+                <w:rFonts w:ascii="Arial Unicode MS" w:hAnsi="Arial Unicode MS" w:eastAsia="Arial Unicode MS"/>
                 <w:b w:val="0"/>
                 <w:color w:val="222222"/>
                 <w:sz w:val="19"/>
@@ -2083,7 +2083,7 @@
             </w:pPr>
             <w:r>
               <w:rPr>
-                <w:rFonts w:ascii="Arial Unicode" w:hAnsi="Arial Unicode" w:eastAsia="Arial Unicode"/>
+                <w:rFonts w:ascii="Arial Unicode MS" w:hAnsi="Arial Unicode MS" w:eastAsia="Arial Unicode MS"/>
                 <w:b w:val="0"/>
                 <w:color w:val="222222"/>
                 <w:sz w:val="19"/>
@@ -2114,7 +2114,7 @@
       </w:pPr>
       <w:r>
         <w:rPr>
-          <w:rFonts w:ascii="Arial Unicode" w:hAnsi="Arial Unicode" w:eastAsia="Arial Unicode"/>
+          <w:rFonts w:ascii="Arial Unicode MS" w:hAnsi="Arial Unicode MS" w:eastAsia="Arial Unicode MS"/>
           <w:b w:val="0"/>
           <w:color w:val="222222"/>
           <w:sz w:val="22"/>
@@ -2129,7 +2129,7 @@
       </w:pPr>
       <w:r>
         <w:rPr>
-          <w:rFonts w:ascii="Arial Unicode" w:hAnsi="Arial Unicode" w:eastAsia="Arial Unicode"/>
+          <w:rFonts w:ascii="Arial Unicode MS" w:hAnsi="Arial Unicode MS" w:eastAsia="Arial Unicode MS"/>
           <w:b w:val="0"/>
           <w:color w:val="222222"/>
           <w:sz w:val="22"/>
@@ -2144,7 +2144,7 @@
       </w:pPr>
       <w:r>
         <w:rPr>
-          <w:rFonts w:ascii="Arial Unicode" w:hAnsi="Arial Unicode" w:eastAsia="Arial Unicode"/>
+          <w:rFonts w:ascii="Arial Unicode MS" w:hAnsi="Arial Unicode MS" w:eastAsia="Arial Unicode MS"/>
           <w:b w:val="0"/>
           <w:color w:val="222222"/>
           <w:sz w:val="22"/>
@@ -2159,7 +2159,7 @@
       </w:pPr>
       <w:r>
         <w:rPr>
-          <w:rFonts w:ascii="Arial Unicode" w:hAnsi="Arial Unicode" w:eastAsia="Arial Unicode"/>
+          <w:rFonts w:ascii="Arial Unicode MS" w:hAnsi="Arial Unicode MS" w:eastAsia="Arial Unicode MS"/>
           <w:b w:val="0"/>
           <w:color w:val="222222"/>
           <w:sz w:val="22"/>
@@ -2174,7 +2174,7 @@
       </w:pPr>
       <w:r>
         <w:rPr>
-          <w:rFonts w:ascii="Arial Unicode" w:hAnsi="Arial Unicode" w:eastAsia="Arial Unicode"/>
+          <w:rFonts w:ascii="Arial Unicode MS" w:hAnsi="Arial Unicode MS" w:eastAsia="Arial Unicode MS"/>
           <w:b w:val="0"/>
           <w:color w:val="222222"/>
           <w:sz w:val="22"/>
@@ -2189,7 +2189,7 @@
       </w:pPr>
       <w:r>
         <w:rPr>
-          <w:rFonts w:ascii="Arial Unicode" w:hAnsi="Arial Unicode" w:eastAsia="Arial Unicode"/>
+          <w:rFonts w:ascii="Arial Unicode MS" w:hAnsi="Arial Unicode MS" w:eastAsia="Arial Unicode MS"/>
           <w:b w:val="0"/>
           <w:color w:val="222222"/>
           <w:sz w:val="22"/>
@@ -2211,7 +2211,7 @@
       </w:pPr>
       <w:r>
         <w:rPr>
-          <w:rFonts w:ascii="Arial Unicode" w:hAnsi="Arial Unicode" w:eastAsia="Arial Unicode"/>
+          <w:rFonts w:ascii="Arial Unicode MS" w:hAnsi="Arial Unicode MS" w:eastAsia="Arial Unicode MS"/>
           <w:b/>
           <w:color w:val="222222"/>
           <w:sz w:val="22"/>
@@ -2220,7 +2220,7 @@
       </w:r>
       <w:r>
         <w:rPr>
-          <w:rFonts w:ascii="Arial Unicode" w:hAnsi="Arial Unicode" w:eastAsia="Arial Unicode"/>
+          <w:rFonts w:ascii="Arial Unicode MS" w:hAnsi="Arial Unicode MS" w:eastAsia="Arial Unicode MS"/>
           <w:b w:val="0"/>
           <w:color w:val="222222"/>
           <w:sz w:val="22"/>
@@ -2243,7 +2243,7 @@
       </w:pPr>
       <w:r>
         <w:rPr>
-          <w:rFonts w:ascii="Arial Unicode" w:hAnsi="Arial Unicode" w:eastAsia="Arial Unicode"/>
+          <w:rFonts w:ascii="Arial Unicode MS" w:hAnsi="Arial Unicode MS" w:eastAsia="Arial Unicode MS"/>
           <w:b/>
           <w:color w:val="222222"/>
           <w:sz w:val="22"/>
@@ -2252,7 +2252,7 @@
       </w:r>
       <w:r>
         <w:rPr>
-          <w:rFonts w:ascii="Arial Unicode" w:hAnsi="Arial Unicode" w:eastAsia="Arial Unicode"/>
+          <w:rFonts w:ascii="Arial Unicode MS" w:hAnsi="Arial Unicode MS" w:eastAsia="Arial Unicode MS"/>
           <w:b w:val="0"/>
           <w:color w:val="222222"/>
           <w:sz w:val="22"/>
@@ -2267,7 +2267,7 @@
       </w:pPr>
       <w:r>
         <w:rPr>
-          <w:rFonts w:ascii="Arial Unicode" w:hAnsi="Arial Unicode" w:eastAsia="Arial Unicode"/>
+          <w:rFonts w:ascii="Arial Unicode MS" w:hAnsi="Arial Unicode MS" w:eastAsia="Arial Unicode MS"/>
           <w:b/>
           <w:color w:val="222222"/>
           <w:sz w:val="22"/>
@@ -2276,7 +2276,7 @@
       </w:r>
       <w:r>
         <w:rPr>
-          <w:rFonts w:ascii="Arial Unicode" w:hAnsi="Arial Unicode" w:eastAsia="Arial Unicode"/>
+          <w:rFonts w:ascii="Arial Unicode MS" w:hAnsi="Arial Unicode MS" w:eastAsia="Arial Unicode MS"/>
           <w:b w:val="0"/>
           <w:color w:val="222222"/>
           <w:sz w:val="22"/>
@@ -2291,7 +2291,7 @@
       </w:pPr>
       <w:r>
         <w:rPr>
-          <w:rFonts w:ascii="Arial Unicode" w:hAnsi="Arial Unicode" w:eastAsia="Arial Unicode"/>
+          <w:rFonts w:ascii="Arial Unicode MS" w:hAnsi="Arial Unicode MS" w:eastAsia="Arial Unicode MS"/>
           <w:b/>
           <w:color w:val="222222"/>
           <w:sz w:val="22"/>
@@ -2300,7 +2300,7 @@
       </w:r>
       <w:r>
         <w:rPr>
-          <w:rFonts w:ascii="Arial Unicode" w:hAnsi="Arial Unicode" w:eastAsia="Arial Unicode"/>
+          <w:rFonts w:ascii="Arial Unicode MS" w:hAnsi="Arial Unicode MS" w:eastAsia="Arial Unicode MS"/>
           <w:b w:val="0"/>
           <w:color w:val="222222"/>
           <w:sz w:val="22"/>
@@ -2315,7 +2315,7 @@
       </w:pPr>
       <w:r>
         <w:rPr>
-          <w:rFonts w:ascii="Arial Unicode" w:hAnsi="Arial Unicode" w:eastAsia="Arial Unicode"/>
+          <w:rFonts w:ascii="Arial Unicode MS" w:hAnsi="Arial Unicode MS" w:eastAsia="Arial Unicode MS"/>
           <w:b/>
           <w:color w:val="222222"/>
           <w:sz w:val="22"/>
@@ -2324,7 +2324,7 @@
       </w:r>
       <w:r>
         <w:rPr>
-          <w:rFonts w:ascii="Arial Unicode" w:hAnsi="Arial Unicode" w:eastAsia="Arial Unicode"/>
+          <w:rFonts w:ascii="Arial Unicode MS" w:hAnsi="Arial Unicode MS" w:eastAsia="Arial Unicode MS"/>
           <w:b w:val="0"/>
           <w:color w:val="222222"/>
           <w:sz w:val="22"/>
@@ -2339,7 +2339,7 @@
       </w:pPr>
       <w:r>
         <w:rPr>
-          <w:rFonts w:ascii="Arial Unicode" w:hAnsi="Arial Unicode" w:eastAsia="Arial Unicode"/>
+          <w:rFonts w:ascii="Arial Unicode MS" w:hAnsi="Arial Unicode MS" w:eastAsia="Arial Unicode MS"/>
           <w:b/>
           <w:color w:val="222222"/>
           <w:sz w:val="22"/>
@@ -2348,7 +2348,7 @@
       </w:r>
       <w:r>
         <w:rPr>
-          <w:rFonts w:ascii="Arial Unicode" w:hAnsi="Arial Unicode" w:eastAsia="Arial Unicode"/>
+          <w:rFonts w:ascii="Arial Unicode MS" w:hAnsi="Arial Unicode MS" w:eastAsia="Arial Unicode MS"/>
           <w:b w:val="0"/>
           <w:color w:val="222222"/>
           <w:sz w:val="22"/>
@@ -2363,7 +2363,7 @@
       </w:pPr>
       <w:r>
         <w:rPr>
-          <w:rFonts w:ascii="Arial Unicode" w:hAnsi="Arial Unicode" w:eastAsia="Arial Unicode"/>
+          <w:rFonts w:ascii="Arial Unicode MS" w:hAnsi="Arial Unicode MS" w:eastAsia="Arial Unicode MS"/>
           <w:b/>
           <w:color w:val="222222"/>
           <w:sz w:val="22"/>
@@ -2372,7 +2372,7 @@
       </w:r>
       <w:r>
         <w:rPr>
-          <w:rFonts w:ascii="Arial Unicode" w:hAnsi="Arial Unicode" w:eastAsia="Arial Unicode"/>
+          <w:rFonts w:ascii="Arial Unicode MS" w:hAnsi="Arial Unicode MS" w:eastAsia="Arial Unicode MS"/>
           <w:b w:val="0"/>
           <w:color w:val="222222"/>
           <w:sz w:val="22"/>
@@ -2446,7 +2446,7 @@
             </w:pPr>
             <w:r>
               <w:rPr>
-                <w:rFonts w:ascii="Arial Unicode" w:hAnsi="Arial Unicode" w:eastAsia="Arial Unicode"/>
+                <w:rFonts w:ascii="Arial Unicode MS" w:hAnsi="Arial Unicode MS" w:eastAsia="Arial Unicode MS"/>
                 <w:b/>
                 <w:color w:val="FFFFFF"/>
                 <w:sz w:val="20"/>
@@ -2482,7 +2482,7 @@
             </w:pPr>
             <w:r>
               <w:rPr>
-                <w:rFonts w:ascii="Arial Unicode" w:hAnsi="Arial Unicode" w:eastAsia="Arial Unicode"/>
+                <w:rFonts w:ascii="Arial Unicode MS" w:hAnsi="Arial Unicode MS" w:eastAsia="Arial Unicode MS"/>
                 <w:b/>
                 <w:color w:val="FFFFFF"/>
                 <w:sz w:val="20"/>
@@ -2518,7 +2518,7 @@
             </w:pPr>
             <w:r>
               <w:rPr>
-                <w:rFonts w:ascii="Arial Unicode" w:hAnsi="Arial Unicode" w:eastAsia="Arial Unicode"/>
+                <w:rFonts w:ascii="Arial Unicode MS" w:hAnsi="Arial Unicode MS" w:eastAsia="Arial Unicode MS"/>
                 <w:b/>
                 <w:color w:val="FFFFFF"/>
                 <w:sz w:val="20"/>
@@ -2559,7 +2559,7 @@
             </w:pPr>
             <w:r>
               <w:rPr>
-                <w:rFonts w:ascii="Arial Unicode" w:hAnsi="Arial Unicode" w:eastAsia="Arial Unicode"/>
+                <w:rFonts w:ascii="Arial Unicode MS" w:hAnsi="Arial Unicode MS" w:eastAsia="Arial Unicode MS"/>
                 <w:b w:val="0"/>
                 <w:color w:val="222222"/>
                 <w:sz w:val="19"/>
@@ -2595,7 +2595,7 @@
             </w:pPr>
             <w:r>
               <w:rPr>
-                <w:rFonts w:ascii="Arial Unicode" w:hAnsi="Arial Unicode" w:eastAsia="Arial Unicode"/>
+                <w:rFonts w:ascii="Arial Unicode MS" w:hAnsi="Arial Unicode MS" w:eastAsia="Arial Unicode MS"/>
                 <w:b w:val="0"/>
                 <w:color w:val="222222"/>
                 <w:sz w:val="19"/>
@@ -2631,7 +2631,7 @@
             </w:pPr>
             <w:r>
               <w:rPr>
-                <w:rFonts w:ascii="Arial Unicode" w:hAnsi="Arial Unicode" w:eastAsia="Arial Unicode"/>
+                <w:rFonts w:ascii="Arial Unicode MS" w:hAnsi="Arial Unicode MS" w:eastAsia="Arial Unicode MS"/>
                 <w:b w:val="0"/>
                 <w:color w:val="222222"/>
                 <w:sz w:val="19"/>
@@ -2672,7 +2672,7 @@
             </w:pPr>
             <w:r>
               <w:rPr>
-                <w:rFonts w:ascii="Arial Unicode" w:hAnsi="Arial Unicode" w:eastAsia="Arial Unicode"/>
+                <w:rFonts w:ascii="Arial Unicode MS" w:hAnsi="Arial Unicode MS" w:eastAsia="Arial Unicode MS"/>
                 <w:b w:val="0"/>
                 <w:color w:val="222222"/>
                 <w:sz w:val="19"/>
@@ -2708,7 +2708,7 @@
             </w:pPr>
             <w:r>
               <w:rPr>
-                <w:rFonts w:ascii="Arial Unicode" w:hAnsi="Arial Unicode" w:eastAsia="Arial Unicode"/>
+                <w:rFonts w:ascii="Arial Unicode MS" w:hAnsi="Arial Unicode MS" w:eastAsia="Arial Unicode MS"/>
                 <w:b w:val="0"/>
                 <w:color w:val="222222"/>
                 <w:sz w:val="19"/>
@@ -2744,7 +2744,7 @@
             </w:pPr>
             <w:r>
               <w:rPr>
-                <w:rFonts w:ascii="Arial Unicode" w:hAnsi="Arial Unicode" w:eastAsia="Arial Unicode"/>
+                <w:rFonts w:ascii="Arial Unicode MS" w:hAnsi="Arial Unicode MS" w:eastAsia="Arial Unicode MS"/>
                 <w:b w:val="0"/>
                 <w:color w:val="222222"/>
                 <w:sz w:val="19"/>
@@ -2785,7 +2785,7 @@
             </w:pPr>
             <w:r>
               <w:rPr>
-                <w:rFonts w:ascii="Arial Unicode" w:hAnsi="Arial Unicode" w:eastAsia="Arial Unicode"/>
+                <w:rFonts w:ascii="Arial Unicode MS" w:hAnsi="Arial Unicode MS" w:eastAsia="Arial Unicode MS"/>
                 <w:b w:val="0"/>
                 <w:color w:val="222222"/>
                 <w:sz w:val="19"/>
@@ -2821,7 +2821,7 @@
             </w:pPr>
             <w:r>
               <w:rPr>
-                <w:rFonts w:ascii="Arial Unicode" w:hAnsi="Arial Unicode" w:eastAsia="Arial Unicode"/>
+                <w:rFonts w:ascii="Arial Unicode MS" w:hAnsi="Arial Unicode MS" w:eastAsia="Arial Unicode MS"/>
                 <w:b w:val="0"/>
                 <w:color w:val="222222"/>
                 <w:sz w:val="19"/>
@@ -2857,7 +2857,7 @@
             </w:pPr>
             <w:r>
               <w:rPr>
-                <w:rFonts w:ascii="Arial Unicode" w:hAnsi="Arial Unicode" w:eastAsia="Arial Unicode"/>
+                <w:rFonts w:ascii="Arial Unicode MS" w:hAnsi="Arial Unicode MS" w:eastAsia="Arial Unicode MS"/>
                 <w:b w:val="0"/>
                 <w:color w:val="222222"/>
                 <w:sz w:val="19"/>
@@ -2898,7 +2898,7 @@
             </w:pPr>
             <w:r>
               <w:rPr>
-                <w:rFonts w:ascii="Arial Unicode" w:hAnsi="Arial Unicode" w:eastAsia="Arial Unicode"/>
+                <w:rFonts w:ascii="Arial Unicode MS" w:hAnsi="Arial Unicode MS" w:eastAsia="Arial Unicode MS"/>
                 <w:b w:val="0"/>
                 <w:color w:val="222222"/>
                 <w:sz w:val="19"/>
@@ -2934,7 +2934,7 @@
             </w:pPr>
             <w:r>
               <w:rPr>
-                <w:rFonts w:ascii="Arial Unicode" w:hAnsi="Arial Unicode" w:eastAsia="Arial Unicode"/>
+                <w:rFonts w:ascii="Arial Unicode MS" w:hAnsi="Arial Unicode MS" w:eastAsia="Arial Unicode MS"/>
                 <w:b w:val="0"/>
                 <w:color w:val="222222"/>
                 <w:sz w:val="19"/>
@@ -2970,7 +2970,7 @@
             </w:pPr>
             <w:r>
               <w:rPr>
-                <w:rFonts w:ascii="Arial Unicode" w:hAnsi="Arial Unicode" w:eastAsia="Arial Unicode"/>
+                <w:rFonts w:ascii="Arial Unicode MS" w:hAnsi="Arial Unicode MS" w:eastAsia="Arial Unicode MS"/>
                 <w:b w:val="0"/>
                 <w:color w:val="222222"/>
                 <w:sz w:val="19"/>
@@ -3001,7 +3001,7 @@
       </w:pPr>
       <w:r>
         <w:rPr>
-          <w:rFonts w:ascii="Arial Unicode" w:hAnsi="Arial Unicode" w:eastAsia="Arial Unicode"/>
+          <w:rFonts w:ascii="Arial Unicode MS" w:hAnsi="Arial Unicode MS" w:eastAsia="Arial Unicode MS"/>
           <w:b w:val="0"/>
           <w:color w:val="222222"/>
           <w:sz w:val="22"/>
@@ -3016,7 +3016,7 @@
       </w:pPr>
       <w:r>
         <w:rPr>
-          <w:rFonts w:ascii="Arial Unicode" w:hAnsi="Arial Unicode" w:eastAsia="Arial Unicode"/>
+          <w:rFonts w:ascii="Arial Unicode MS" w:hAnsi="Arial Unicode MS" w:eastAsia="Arial Unicode MS"/>
           <w:b w:val="0"/>
           <w:color w:val="222222"/>
           <w:sz w:val="22"/>
@@ -3031,7 +3031,7 @@
       </w:pPr>
       <w:r>
         <w:rPr>
-          <w:rFonts w:ascii="Arial Unicode" w:hAnsi="Arial Unicode" w:eastAsia="Arial Unicode"/>
+          <w:rFonts w:ascii="Arial Unicode MS" w:hAnsi="Arial Unicode MS" w:eastAsia="Arial Unicode MS"/>
           <w:b w:val="0"/>
           <w:color w:val="222222"/>
           <w:sz w:val="22"/>
@@ -3046,7 +3046,7 @@
       </w:pPr>
       <w:r>
         <w:rPr>
-          <w:rFonts w:ascii="Arial Unicode" w:hAnsi="Arial Unicode" w:eastAsia="Arial Unicode"/>
+          <w:rFonts w:ascii="Arial Unicode MS" w:hAnsi="Arial Unicode MS" w:eastAsia="Arial Unicode MS"/>
           <w:b w:val="0"/>
           <w:color w:val="222222"/>
           <w:sz w:val="22"/>
@@ -3068,7 +3068,7 @@
       </w:pPr>
       <w:r>
         <w:rPr>
-          <w:rFonts w:ascii="Arial Unicode" w:hAnsi="Arial Unicode" w:eastAsia="Arial Unicode"/>
+          <w:rFonts w:ascii="Arial Unicode MS" w:hAnsi="Arial Unicode MS" w:eastAsia="Arial Unicode MS"/>
           <w:b/>
           <w:color w:val="222222"/>
           <w:sz w:val="22"/>
@@ -3077,7 +3077,7 @@
       </w:r>
       <w:r>
         <w:rPr>
-          <w:rFonts w:ascii="Arial Unicode" w:hAnsi="Arial Unicode" w:eastAsia="Arial Unicode"/>
+          <w:rFonts w:ascii="Arial Unicode MS" w:hAnsi="Arial Unicode MS" w:eastAsia="Arial Unicode MS"/>
           <w:b w:val="0"/>
           <w:color w:val="222222"/>
           <w:sz w:val="22"/>
@@ -3142,7 +3142,7 @@
             </w:pPr>
             <w:r>
               <w:rPr>
-                <w:rFonts w:ascii="Arial Unicode" w:hAnsi="Arial Unicode" w:eastAsia="Arial Unicode"/>
+                <w:rFonts w:ascii="Arial Unicode MS" w:hAnsi="Arial Unicode MS" w:eastAsia="Arial Unicode MS"/>
                 <w:b/>
                 <w:color w:val="FFFFFF"/>
                 <w:sz w:val="20"/>
@@ -3178,7 +3178,7 @@
             </w:pPr>
             <w:r>
               <w:rPr>
-                <w:rFonts w:ascii="Arial Unicode" w:hAnsi="Arial Unicode" w:eastAsia="Arial Unicode"/>
+                <w:rFonts w:ascii="Arial Unicode MS" w:hAnsi="Arial Unicode MS" w:eastAsia="Arial Unicode MS"/>
                 <w:b/>
                 <w:color w:val="FFFFFF"/>
                 <w:sz w:val="20"/>
@@ -3219,7 +3219,7 @@
             </w:pPr>
             <w:r>
               <w:rPr>
-                <w:rFonts w:ascii="Arial Unicode" w:hAnsi="Arial Unicode" w:eastAsia="Arial Unicode"/>
+                <w:rFonts w:ascii="Arial Unicode MS" w:hAnsi="Arial Unicode MS" w:eastAsia="Arial Unicode MS"/>
                 <w:b w:val="0"/>
                 <w:color w:val="222222"/>
                 <w:sz w:val="19"/>
@@ -3255,7 +3255,7 @@
             </w:pPr>
             <w:r>
               <w:rPr>
-                <w:rFonts w:ascii="Arial Unicode" w:hAnsi="Arial Unicode" w:eastAsia="Arial Unicode"/>
+                <w:rFonts w:ascii="Arial Unicode MS" w:hAnsi="Arial Unicode MS" w:eastAsia="Arial Unicode MS"/>
                 <w:b w:val="0"/>
                 <w:color w:val="222222"/>
                 <w:sz w:val="19"/>
@@ -3296,7 +3296,7 @@
             </w:pPr>
             <w:r>
               <w:rPr>
-                <w:rFonts w:ascii="Arial Unicode" w:hAnsi="Arial Unicode" w:eastAsia="Arial Unicode"/>
+                <w:rFonts w:ascii="Arial Unicode MS" w:hAnsi="Arial Unicode MS" w:eastAsia="Arial Unicode MS"/>
                 <w:b w:val="0"/>
                 <w:color w:val="222222"/>
                 <w:sz w:val="19"/>
@@ -3332,7 +3332,7 @@
             </w:pPr>
             <w:r>
               <w:rPr>
-                <w:rFonts w:ascii="Arial Unicode" w:hAnsi="Arial Unicode" w:eastAsia="Arial Unicode"/>
+                <w:rFonts w:ascii="Arial Unicode MS" w:hAnsi="Arial Unicode MS" w:eastAsia="Arial Unicode MS"/>
                 <w:b w:val="0"/>
                 <w:color w:val="222222"/>
                 <w:sz w:val="19"/>
@@ -3373,7 +3373,7 @@
             </w:pPr>
             <w:r>
               <w:rPr>
-                <w:rFonts w:ascii="Arial Unicode" w:hAnsi="Arial Unicode" w:eastAsia="Arial Unicode"/>
+                <w:rFonts w:ascii="Arial Unicode MS" w:hAnsi="Arial Unicode MS" w:eastAsia="Arial Unicode MS"/>
                 <w:b w:val="0"/>
                 <w:color w:val="222222"/>
                 <w:sz w:val="19"/>
@@ -3409,7 +3409,7 @@
             </w:pPr>
             <w:r>
               <w:rPr>
-                <w:rFonts w:ascii="Arial Unicode" w:hAnsi="Arial Unicode" w:eastAsia="Arial Unicode"/>
+                <w:rFonts w:ascii="Arial Unicode MS" w:hAnsi="Arial Unicode MS" w:eastAsia="Arial Unicode MS"/>
                 <w:b w:val="0"/>
                 <w:color w:val="222222"/>
                 <w:sz w:val="19"/>
@@ -3450,7 +3450,7 @@
             </w:pPr>
             <w:r>
               <w:rPr>
-                <w:rFonts w:ascii="Arial Unicode" w:hAnsi="Arial Unicode" w:eastAsia="Arial Unicode"/>
+                <w:rFonts w:ascii="Arial Unicode MS" w:hAnsi="Arial Unicode MS" w:eastAsia="Arial Unicode MS"/>
                 <w:b w:val="0"/>
                 <w:color w:val="222222"/>
                 <w:sz w:val="19"/>
@@ -3489,7 +3489,7 @@
             </w:pPr>
             <w:r>
               <w:rPr>
-                <w:rFonts w:ascii="Arial Unicode" w:hAnsi="Arial Unicode" w:eastAsia="Arial Unicode" w:cs="Arial Unicode"/>
+                <w:rFonts w:ascii="宋体" w:hAnsi="宋体" w:eastAsia="宋体" w:cs="宋体"/>
                 <w:color w:val="222222"/>
                 <w:kern w:val="0"/>
                 <w:sz w:val="24"/>
@@ -3522,7 +3522,7 @@
       </w:pPr>
       <w:r>
         <w:rPr>
-          <w:rFonts w:ascii="Arial Unicode" w:hAnsi="Arial Unicode" w:eastAsia="Arial Unicode"/>
+          <w:rFonts w:ascii="Arial Unicode MS" w:hAnsi="Arial Unicode MS" w:eastAsia="Arial Unicode MS"/>
           <w:b w:val="0"/>
           <w:color w:val="222222"/>
           <w:sz w:val="22"/>
@@ -3537,7 +3537,7 @@
       </w:pPr>
       <w:r>
         <w:rPr>
-          <w:rFonts w:ascii="Arial Unicode" w:hAnsi="Arial Unicode" w:eastAsia="Arial Unicode"/>
+          <w:rFonts w:ascii="Arial Unicode MS" w:hAnsi="Arial Unicode MS" w:eastAsia="Arial Unicode MS"/>
           <w:b w:val="0"/>
           <w:color w:val="222222"/>
           <w:sz w:val="22"/>
@@ -3552,7 +3552,7 @@
       </w:pPr>
       <w:r>
         <w:rPr>
-          <w:rFonts w:ascii="Arial Unicode" w:hAnsi="Arial Unicode" w:eastAsia="Arial Unicode"/>
+          <w:rFonts w:ascii="Arial Unicode MS" w:hAnsi="Arial Unicode MS" w:eastAsia="Arial Unicode MS"/>
           <w:b w:val="0"/>
           <w:color w:val="222222"/>
           <w:sz w:val="22"/>
@@ -3567,7 +3567,7 @@
       </w:pPr>
       <w:r>
         <w:rPr>
-          <w:rFonts w:ascii="Arial Unicode" w:hAnsi="Arial Unicode" w:eastAsia="Arial Unicode"/>
+          <w:rFonts w:ascii="Arial Unicode MS" w:hAnsi="Arial Unicode MS" w:eastAsia="Arial Unicode MS"/>
           <w:b w:val="0"/>
           <w:color w:val="222222"/>
           <w:sz w:val="22"/>
@@ -3582,7 +3582,7 @@
       </w:pPr>
       <w:r>
         <w:rPr>
-          <w:rFonts w:ascii="Arial Unicode" w:hAnsi="Arial Unicode" w:eastAsia="Arial Unicode"/>
+          <w:rFonts w:ascii="Arial Unicode MS" w:hAnsi="Arial Unicode MS" w:eastAsia="Arial Unicode MS"/>
           <w:b w:val="0"/>
           <w:color w:val="222222"/>
           <w:sz w:val="22"/>
@@ -3596,7 +3596,7 @@
       </w:pPr>
       <w:r>
         <w:rPr>
-          <w:rFonts w:ascii="Arial Unicode" w:hAnsi="Arial Unicode" w:eastAsia="Arial Unicode"/>
+          <w:rFonts w:ascii="Arial Unicode MS" w:hAnsi="Arial Unicode MS" w:eastAsia="Arial Unicode MS"/>
           <w:b/>
           <w:color w:val="222222"/>
           <w:sz w:val="22"/>
@@ -3605,7 +3605,7 @@
       </w:r>
       <w:r>
         <w:rPr>
-          <w:rFonts w:ascii="Arial Unicode" w:hAnsi="Arial Unicode" w:eastAsia="Arial Unicode"/>
+          <w:rFonts w:ascii="Arial Unicode MS" w:hAnsi="Arial Unicode MS" w:eastAsia="Arial Unicode MS"/>
           <w:b w:val="0"/>
           <w:color w:val="222222"/>
           <w:sz w:val="22"/>
@@ -3627,7 +3627,7 @@
       </w:pPr>
       <w:r>
         <w:rPr>
-          <w:rFonts w:ascii="Arial Unicode" w:hAnsi="Arial Unicode" w:eastAsia="Arial Unicode"/>
+          <w:rFonts w:ascii="Arial Unicode MS" w:hAnsi="Arial Unicode MS" w:eastAsia="Arial Unicode MS"/>
           <w:b/>
           <w:color w:val="222222"/>
           <w:sz w:val="22"/>
@@ -3636,7 +3636,7 @@
       </w:r>
       <w:r>
         <w:rPr>
-          <w:rFonts w:ascii="Arial Unicode" w:hAnsi="Arial Unicode" w:eastAsia="Arial Unicode"/>
+          <w:rFonts w:ascii="Arial Unicode MS" w:hAnsi="Arial Unicode MS" w:eastAsia="Arial Unicode MS"/>
           <w:b w:val="0"/>
           <w:color w:val="222222"/>
           <w:sz w:val="22"/>
@@ -3701,7 +3701,7 @@
             </w:pPr>
             <w:r>
               <w:rPr>
-                <w:rFonts w:ascii="Arial Unicode" w:hAnsi="Arial Unicode" w:eastAsia="Arial Unicode"/>
+                <w:rFonts w:ascii="Arial Unicode MS" w:hAnsi="Arial Unicode MS" w:eastAsia="Arial Unicode MS"/>
                 <w:b/>
                 <w:color w:val="FFFFFF"/>
                 <w:sz w:val="20"/>
@@ -3737,7 +3737,7 @@
             </w:pPr>
             <w:r>
               <w:rPr>
-                <w:rFonts w:ascii="Arial Unicode" w:hAnsi="Arial Unicode" w:eastAsia="Arial Unicode"/>
+                <w:rFonts w:ascii="Arial Unicode MS" w:hAnsi="Arial Unicode MS" w:eastAsia="Arial Unicode MS"/>
                 <w:b/>
                 <w:color w:val="FFFFFF"/>
                 <w:sz w:val="20"/>
@@ -3778,7 +3778,7 @@
             </w:pPr>
             <w:r>
               <w:rPr>
-                <w:rFonts w:ascii="Arial Unicode" w:hAnsi="Arial Unicode" w:eastAsia="Arial Unicode"/>
+                <w:rFonts w:ascii="Arial Unicode MS" w:hAnsi="Arial Unicode MS" w:eastAsia="Arial Unicode MS"/>
                 <w:b w:val="0"/>
                 <w:color w:val="222222"/>
                 <w:sz w:val="19"/>
@@ -3814,7 +3814,7 @@
             </w:pPr>
             <w:r>
               <w:rPr>
-                <w:rFonts w:ascii="Arial Unicode" w:hAnsi="Arial Unicode" w:eastAsia="Arial Unicode"/>
+                <w:rFonts w:ascii="Arial Unicode MS" w:hAnsi="Arial Unicode MS" w:eastAsia="Arial Unicode MS"/>
                 <w:b w:val="0"/>
                 <w:color w:val="222222"/>
                 <w:sz w:val="19"/>
@@ -3855,7 +3855,7 @@
             </w:pPr>
             <w:r>
               <w:rPr>
-                <w:rFonts w:ascii="Arial Unicode" w:hAnsi="Arial Unicode" w:eastAsia="Arial Unicode"/>
+                <w:rFonts w:ascii="Arial Unicode MS" w:hAnsi="Arial Unicode MS" w:eastAsia="Arial Unicode MS"/>
                 <w:b w:val="0"/>
                 <w:color w:val="222222"/>
                 <w:sz w:val="19"/>
@@ -3891,7 +3891,7 @@
             </w:pPr>
             <w:r>
               <w:rPr>
-                <w:rFonts w:ascii="Arial Unicode" w:hAnsi="Arial Unicode" w:eastAsia="Arial Unicode"/>
+                <w:rFonts w:ascii="Arial Unicode MS" w:hAnsi="Arial Unicode MS" w:eastAsia="Arial Unicode MS"/>
                 <w:b w:val="0"/>
                 <w:color w:val="222222"/>
                 <w:sz w:val="19"/>
@@ -3932,7 +3932,7 @@
             </w:pPr>
             <w:r>
               <w:rPr>
-                <w:rFonts w:ascii="Arial Unicode" w:hAnsi="Arial Unicode" w:eastAsia="Arial Unicode"/>
+                <w:rFonts w:ascii="Arial Unicode MS" w:hAnsi="Arial Unicode MS" w:eastAsia="Arial Unicode MS"/>
                 <w:b w:val="0"/>
                 <w:color w:val="222222"/>
                 <w:sz w:val="19"/>
@@ -3968,7 +3968,7 @@
             </w:pPr>
             <w:r>
               <w:rPr>
-                <w:rFonts w:ascii="Arial Unicode" w:hAnsi="Arial Unicode" w:eastAsia="Arial Unicode"/>
+                <w:rFonts w:ascii="Arial Unicode MS" w:hAnsi="Arial Unicode MS" w:eastAsia="Arial Unicode MS"/>
                 <w:b w:val="0"/>
                 <w:color w:val="222222"/>
                 <w:sz w:val="19"/>
@@ -4009,7 +4009,7 @@
             </w:pPr>
             <w:r>
               <w:rPr>
-                <w:rFonts w:ascii="Arial Unicode" w:hAnsi="Arial Unicode" w:eastAsia="Arial Unicode"/>
+                <w:rFonts w:ascii="Arial Unicode MS" w:hAnsi="Arial Unicode MS" w:eastAsia="Arial Unicode MS"/>
                 <w:b w:val="0"/>
                 <w:color w:val="222222"/>
                 <w:sz w:val="19"/>
@@ -4045,7 +4045,7 @@
             </w:pPr>
             <w:r>
               <w:rPr>
-                <w:rFonts w:ascii="Arial Unicode" w:hAnsi="Arial Unicode" w:eastAsia="Arial Unicode"/>
+                <w:rFonts w:ascii="Arial Unicode MS" w:hAnsi="Arial Unicode MS" w:eastAsia="Arial Unicode MS"/>
                 <w:b w:val="0"/>
                 <w:color w:val="222222"/>
                 <w:sz w:val="19"/>
@@ -4086,7 +4086,7 @@
             </w:pPr>
             <w:r>
               <w:rPr>
-                <w:rFonts w:ascii="Arial Unicode" w:hAnsi="Arial Unicode" w:eastAsia="Arial Unicode"/>
+                <w:rFonts w:ascii="Arial Unicode MS" w:hAnsi="Arial Unicode MS" w:eastAsia="Arial Unicode MS"/>
                 <w:b w:val="0"/>
                 <w:color w:val="222222"/>
                 <w:sz w:val="19"/>
@@ -4122,7 +4122,7 @@
             </w:pPr>
             <w:r>
               <w:rPr>
-                <w:rFonts w:ascii="Arial Unicode" w:hAnsi="Arial Unicode" w:eastAsia="Arial Unicode"/>
+                <w:rFonts w:ascii="Arial Unicode MS" w:hAnsi="Arial Unicode MS" w:eastAsia="Arial Unicode MS"/>
                 <w:b w:val="0"/>
                 <w:color w:val="222222"/>
                 <w:sz w:val="19"/>
@@ -4153,7 +4153,7 @@
       </w:pPr>
       <w:r>
         <w:rPr>
-          <w:rFonts w:ascii="Arial Unicode" w:hAnsi="Arial Unicode" w:eastAsia="Arial Unicode"/>
+          <w:rFonts w:ascii="Arial Unicode MS" w:hAnsi="Arial Unicode MS" w:eastAsia="Arial Unicode MS"/>
           <w:b w:val="0"/>
           <w:color w:val="222222"/>
           <w:sz w:val="22"/>
@@ -4168,7 +4168,7 @@
       </w:pPr>
       <w:r>
         <w:rPr>
-          <w:rFonts w:ascii="Arial Unicode" w:hAnsi="Arial Unicode" w:eastAsia="Arial Unicode"/>
+          <w:rFonts w:ascii="Arial Unicode MS" w:hAnsi="Arial Unicode MS" w:eastAsia="Arial Unicode MS"/>
           <w:b w:val="0"/>
           <w:color w:val="222222"/>
           <w:sz w:val="22"/>
@@ -4183,7 +4183,7 @@
       </w:pPr>
       <w:r>
         <w:rPr>
-          <w:rFonts w:ascii="Arial Unicode" w:hAnsi="Arial Unicode" w:eastAsia="Arial Unicode"/>
+          <w:rFonts w:ascii="Arial Unicode MS" w:hAnsi="Arial Unicode MS" w:eastAsia="Arial Unicode MS"/>
           <w:b w:val="0"/>
           <w:color w:val="222222"/>
           <w:sz w:val="22"/>
@@ -4198,7 +4198,7 @@
       </w:pPr>
       <w:r>
         <w:rPr>
-          <w:rFonts w:ascii="Arial Unicode" w:hAnsi="Arial Unicode" w:eastAsia="Arial Unicode"/>
+          <w:rFonts w:ascii="Arial Unicode MS" w:hAnsi="Arial Unicode MS" w:eastAsia="Arial Unicode MS"/>
           <w:b w:val="0"/>
           <w:color w:val="222222"/>
           <w:sz w:val="22"/>
@@ -4213,7 +4213,7 @@
       </w:pPr>
       <w:r>
         <w:rPr>
-          <w:rFonts w:ascii="Arial Unicode" w:hAnsi="Arial Unicode" w:eastAsia="Arial Unicode"/>
+          <w:rFonts w:ascii="Arial Unicode MS" w:hAnsi="Arial Unicode MS" w:eastAsia="Arial Unicode MS"/>
           <w:b w:val="0"/>
           <w:color w:val="222222"/>
           <w:sz w:val="22"/>
@@ -4235,7 +4235,7 @@
       </w:pPr>
       <w:r>
         <w:rPr>
-          <w:rFonts w:ascii="Arial Unicode" w:hAnsi="Arial Unicode" w:eastAsia="Arial Unicode"/>
+          <w:rFonts w:ascii="Arial Unicode MS" w:hAnsi="Arial Unicode MS" w:eastAsia="Arial Unicode MS"/>
           <w:b/>
           <w:color w:val="222222"/>
           <w:sz w:val="22"/>
@@ -4244,7 +4244,7 @@
       </w:r>
       <w:r>
         <w:rPr>
-          <w:rFonts w:ascii="Arial Unicode" w:hAnsi="Arial Unicode" w:eastAsia="Arial Unicode"/>
+          <w:rFonts w:ascii="Arial Unicode MS" w:hAnsi="Arial Unicode MS" w:eastAsia="Arial Unicode MS"/>
           <w:b w:val="0"/>
           <w:color w:val="222222"/>
           <w:sz w:val="22"/>
@@ -4259,7 +4259,7 @@
       </w:pPr>
       <w:r>
         <w:rPr>
-          <w:rFonts w:ascii="Arial Unicode" w:hAnsi="Arial Unicode" w:eastAsia="Arial Unicode"/>
+          <w:rFonts w:ascii="Arial Unicode MS" w:hAnsi="Arial Unicode MS" w:eastAsia="Arial Unicode MS"/>
           <w:b w:val="0"/>
           <w:color w:val="222222"/>
           <w:sz w:val="22"/>
@@ -4274,7 +4274,7 @@
       </w:pPr>
       <w:r>
         <w:rPr>
-          <w:rFonts w:ascii="Arial Unicode" w:hAnsi="Arial Unicode" w:eastAsia="Arial Unicode"/>
+          <w:rFonts w:ascii="Arial Unicode MS" w:hAnsi="Arial Unicode MS" w:eastAsia="Arial Unicode MS"/>
           <w:b w:val="0"/>
           <w:color w:val="222222"/>
           <w:sz w:val="22"/>
@@ -4297,16 +4297,16 @@
       </w:pPr>
       <w:r>
         <w:rPr>
-          <w:rFonts w:ascii="Arial Unicode" w:hAnsi="Arial Unicode" w:eastAsia="Arial Unicode"/>
+          <w:rFonts w:ascii="Arial Unicode MS" w:hAnsi="Arial Unicode MS" w:eastAsia="Arial Unicode MS"/>
           <w:b/>
           <w:color w:val="222222"/>
           <w:sz w:val="22"/>
         </w:rPr>
-        <w:t xml:space="preserve">1. </w:t>
+        <w:t xml:space="preserve">2. </w:t>
       </w:r>
       <w:r>
         <w:rPr>
-          <w:rFonts w:ascii="Arial Unicode" w:hAnsi="Arial Unicode" w:eastAsia="Arial Unicode"/>
+          <w:rFonts w:ascii="Arial Unicode MS" w:hAnsi="Arial Unicode MS" w:eastAsia="Arial Unicode MS"/>
           <w:b w:val="0"/>
           <w:color w:val="222222"/>
           <w:sz w:val="22"/>
@@ -4321,16 +4321,16 @@
       </w:pPr>
       <w:r>
         <w:rPr>
-          <w:rFonts w:ascii="Arial Unicode" w:hAnsi="Arial Unicode" w:eastAsia="Arial Unicode"/>
+          <w:rFonts w:ascii="Arial Unicode MS" w:hAnsi="Arial Unicode MS" w:eastAsia="Arial Unicode MS"/>
           <w:b/>
           <w:color w:val="222222"/>
           <w:sz w:val="22"/>
         </w:rPr>
-        <w:t xml:space="preserve">2. </w:t>
+        <w:t xml:space="preserve">3. </w:t>
       </w:r>
       <w:r>
         <w:rPr>
-          <w:rFonts w:ascii="Arial Unicode" w:hAnsi="Arial Unicode" w:eastAsia="Arial Unicode"/>
+          <w:rFonts w:ascii="Arial Unicode MS" w:hAnsi="Arial Unicode MS" w:eastAsia="Arial Unicode MS"/>
           <w:b w:val="0"/>
           <w:color w:val="222222"/>
           <w:sz w:val="22"/>
@@ -4345,16 +4345,16 @@
       </w:pPr>
       <w:r>
         <w:rPr>
-          <w:rFonts w:ascii="Arial Unicode" w:hAnsi="Arial Unicode" w:eastAsia="Arial Unicode"/>
+          <w:rFonts w:ascii="Arial Unicode MS" w:hAnsi="Arial Unicode MS" w:eastAsia="Arial Unicode MS"/>
           <w:b/>
           <w:color w:val="222222"/>
           <w:sz w:val="22"/>
         </w:rPr>
-        <w:t xml:space="preserve">3. </w:t>
+        <w:t xml:space="preserve">4. </w:t>
       </w:r>
       <w:r>
         <w:rPr>
-          <w:rFonts w:ascii="Arial Unicode" w:hAnsi="Arial Unicode" w:eastAsia="Arial Unicode"/>
+          <w:rFonts w:ascii="Arial Unicode MS" w:hAnsi="Arial Unicode MS" w:eastAsia="Arial Unicode MS"/>
           <w:b w:val="0"/>
           <w:color w:val="222222"/>
           <w:sz w:val="22"/>
@@ -4369,16 +4369,16 @@
       </w:pPr>
       <w:r>
         <w:rPr>
-          <w:rFonts w:ascii="Arial Unicode" w:hAnsi="Arial Unicode" w:eastAsia="Arial Unicode"/>
+          <w:rFonts w:ascii="Arial Unicode MS" w:hAnsi="Arial Unicode MS" w:eastAsia="Arial Unicode MS"/>
           <w:b/>
           <w:color w:val="222222"/>
           <w:sz w:val="22"/>
         </w:rPr>
-        <w:t xml:space="preserve">4. </w:t>
+        <w:t xml:space="preserve">5. </w:t>
       </w:r>
       <w:r>
         <w:rPr>
-          <w:rFonts w:ascii="Arial Unicode" w:hAnsi="Arial Unicode" w:eastAsia="Arial Unicode"/>
+          <w:rFonts w:ascii="Arial Unicode MS" w:hAnsi="Arial Unicode MS" w:eastAsia="Arial Unicode MS"/>
           <w:b w:val="0"/>
           <w:color w:val="222222"/>
           <w:sz w:val="22"/>
@@ -4393,16 +4393,16 @@
       </w:pPr>
       <w:r>
         <w:rPr>
-          <w:rFonts w:ascii="Arial Unicode" w:hAnsi="Arial Unicode" w:eastAsia="Arial Unicode"/>
+          <w:rFonts w:ascii="Arial Unicode MS" w:hAnsi="Arial Unicode MS" w:eastAsia="Arial Unicode MS"/>
           <w:b/>
           <w:color w:val="222222"/>
           <w:sz w:val="22"/>
         </w:rPr>
-        <w:t xml:space="preserve">5. </w:t>
+        <w:t xml:space="preserve">6. </w:t>
       </w:r>
       <w:r>
         <w:rPr>
-          <w:rFonts w:ascii="Arial Unicode" w:hAnsi="Arial Unicode" w:eastAsia="Arial Unicode"/>
+          <w:rFonts w:ascii="Arial Unicode MS" w:hAnsi="Arial Unicode MS" w:eastAsia="Arial Unicode MS"/>
           <w:b w:val="0"/>
           <w:color w:val="222222"/>
           <w:sz w:val="22"/>
@@ -4467,7 +4467,7 @@
             </w:pPr>
             <w:r>
               <w:rPr>
-                <w:rFonts w:ascii="Arial Unicode" w:hAnsi="Arial Unicode" w:eastAsia="Arial Unicode"/>
+                <w:rFonts w:ascii="Arial Unicode MS" w:hAnsi="Arial Unicode MS" w:eastAsia="Arial Unicode MS"/>
                 <w:b/>
                 <w:color w:val="FFFFFF"/>
                 <w:sz w:val="19"/>
@@ -4476,7 +4476,7 @@
             </w:r>
             <w:r>
               <w:rPr>
-                <w:rFonts w:ascii="Arial Unicode" w:hAnsi="Arial Unicode" w:eastAsia="Arial Unicode"/>
+                <w:rFonts w:ascii="Arial Unicode MS" w:hAnsi="Arial Unicode MS" w:eastAsia="Arial Unicode MS"/>
                 <w:b w:val="0"/>
                 <w:color w:val="FFFFFF"/>
                 <w:sz w:val="20"/>
@@ -4485,7 +4485,7 @@
             </w:r>
             <w:r>
               <w:rPr>
-                <w:rFonts w:ascii="Arial Unicode" w:hAnsi="Arial Unicode" w:eastAsia="Arial Unicode"/>
+                <w:rFonts w:ascii="Arial Unicode MS" w:hAnsi="Arial Unicode MS" w:eastAsia="Arial Unicode MS"/>
                 <w:b w:val="0"/>
                 <w:color w:val="FFFFFF"/>
                 <w:sz w:val="20"/>
@@ -4521,7 +4521,7 @@
             </w:pPr>
             <w:r>
               <w:rPr>
-                <w:rFonts w:ascii="Arial Unicode" w:hAnsi="Arial Unicode" w:eastAsia="Arial Unicode"/>
+                <w:rFonts w:ascii="Arial Unicode MS" w:hAnsi="Arial Unicode MS" w:eastAsia="Arial Unicode MS"/>
                 <w:b/>
                 <w:color w:val="FFFFFF"/>
                 <w:sz w:val="19"/>
@@ -4530,7 +4530,7 @@
             </w:r>
             <w:r>
               <w:rPr>
-                <w:rFonts w:ascii="Arial Unicode" w:hAnsi="Arial Unicode" w:eastAsia="Arial Unicode"/>
+                <w:rFonts w:ascii="Arial Unicode MS" w:hAnsi="Arial Unicode MS" w:eastAsia="Arial Unicode MS"/>
                 <w:b w:val="0"/>
                 <w:color w:val="FFFFFF"/>
                 <w:sz w:val="20"/>
@@ -4539,7 +4539,7 @@
             </w:r>
             <w:r>
               <w:rPr>
-                <w:rFonts w:ascii="Arial Unicode" w:hAnsi="Arial Unicode" w:eastAsia="Arial Unicode"/>
+                <w:rFonts w:ascii="Arial Unicode MS" w:hAnsi="Arial Unicode MS" w:eastAsia="Arial Unicode MS"/>
                 <w:b w:val="0"/>
                 <w:color w:val="FFFFFF"/>
                 <w:sz w:val="20"/>
@@ -4575,7 +4575,7 @@
             </w:pPr>
             <w:r>
               <w:rPr>
-                <w:rFonts w:ascii="Arial Unicode" w:hAnsi="Arial Unicode" w:eastAsia="Arial Unicode"/>
+                <w:rFonts w:ascii="Arial Unicode MS" w:hAnsi="Arial Unicode MS" w:eastAsia="Arial Unicode MS"/>
                 <w:b/>
                 <w:color w:val="FFFFFF"/>
                 <w:sz w:val="19"/>
@@ -4584,7 +4584,7 @@
             </w:r>
             <w:r>
               <w:rPr>
-                <w:rFonts w:ascii="Arial Unicode" w:hAnsi="Arial Unicode" w:eastAsia="Arial Unicode"/>
+                <w:rFonts w:ascii="Arial Unicode MS" w:hAnsi="Arial Unicode MS" w:eastAsia="Arial Unicode MS"/>
                 <w:b w:val="0"/>
                 <w:color w:val="FFFFFF"/>
                 <w:sz w:val="20"/>
@@ -4593,7 +4593,7 @@
             </w:r>
             <w:r>
               <w:rPr>
-                <w:rFonts w:ascii="Arial Unicode" w:hAnsi="Arial Unicode" w:eastAsia="Arial Unicode"/>
+                <w:rFonts w:ascii="Arial Unicode MS" w:hAnsi="Arial Unicode MS" w:eastAsia="Arial Unicode MS"/>
                 <w:b w:val="0"/>
                 <w:color w:val="FFFFFF"/>
                 <w:sz w:val="20"/>
@@ -4634,7 +4634,7 @@
             </w:pPr>
             <w:r>
               <w:rPr>
-                <w:rFonts w:ascii="Arial Unicode" w:hAnsi="Arial Unicode" w:eastAsia="Arial Unicode"/>
+                <w:rFonts w:ascii="Arial Unicode MS" w:hAnsi="Arial Unicode MS" w:eastAsia="Arial Unicode MS"/>
                 <w:b w:val="0"/>
                 <w:color w:val="222222"/>
                 <w:sz w:val="19"/>
@@ -4643,7 +4643,7 @@
             </w:r>
             <w:r>
               <w:rPr>
-                <w:rFonts w:ascii="Arial Unicode" w:hAnsi="Arial Unicode" w:eastAsia="Arial Unicode"/>
+                <w:rFonts w:ascii="Arial Unicode MS" w:hAnsi="Arial Unicode MS" w:eastAsia="Arial Unicode MS"/>
                 <w:b w:val="0"/>
                 <w:color w:val="1F4E78"/>
                 <w:sz w:val="20"/>
@@ -4652,7 +4652,7 @@
             </w:r>
             <w:r>
               <w:rPr>
-                <w:rFonts w:ascii="Arial Unicode" w:hAnsi="Arial Unicode" w:eastAsia="Arial Unicode"/>
+                <w:rFonts w:ascii="Arial Unicode MS" w:hAnsi="Arial Unicode MS" w:eastAsia="Arial Unicode MS"/>
                 <w:b w:val="0"/>
                 <w:color w:val="1F4E78"/>
                 <w:sz w:val="20"/>
@@ -4688,7 +4688,7 @@
             </w:pPr>
             <w:r>
               <w:rPr>
-                <w:rFonts w:ascii="Arial Unicode" w:hAnsi="Arial Unicode" w:eastAsia="Arial Unicode"/>
+                <w:rFonts w:ascii="Arial Unicode MS" w:hAnsi="Arial Unicode MS" w:eastAsia="Arial Unicode MS"/>
                 <w:b w:val="0"/>
                 <w:color w:val="222222"/>
                 <w:sz w:val="19"/>
@@ -4697,7 +4697,7 @@
             </w:r>
             <w:r>
               <w:rPr>
-                <w:rFonts w:ascii="Arial Unicode" w:hAnsi="Arial Unicode" w:eastAsia="Arial Unicode"/>
+                <w:rFonts w:ascii="Arial Unicode MS" w:hAnsi="Arial Unicode MS" w:eastAsia="Arial Unicode MS"/>
                 <w:b w:val="0"/>
                 <w:color w:val="1F4E78"/>
                 <w:sz w:val="20"/>
@@ -4706,7 +4706,7 @@
             </w:r>
             <w:r>
               <w:rPr>
-                <w:rFonts w:ascii="Arial Unicode" w:hAnsi="Arial Unicode" w:eastAsia="Arial Unicode"/>
+                <w:rFonts w:ascii="Arial Unicode MS" w:hAnsi="Arial Unicode MS" w:eastAsia="Arial Unicode MS"/>
                 <w:b w:val="0"/>
                 <w:color w:val="1F4E78"/>
                 <w:sz w:val="20"/>
@@ -4742,7 +4742,7 @@
             </w:pPr>
             <w:r>
               <w:rPr>
-                <w:rFonts w:ascii="Arial Unicode" w:hAnsi="Arial Unicode" w:eastAsia="Arial Unicode"/>
+                <w:rFonts w:ascii="Arial Unicode MS" w:hAnsi="Arial Unicode MS" w:eastAsia="Arial Unicode MS"/>
                 <w:b w:val="0"/>
                 <w:color w:val="222222"/>
                 <w:sz w:val="19"/>
@@ -4751,7 +4751,7 @@
             </w:r>
             <w:r>
               <w:rPr>
-                <w:rFonts w:ascii="Arial Unicode" w:hAnsi="Arial Unicode" w:eastAsia="Arial Unicode"/>
+                <w:rFonts w:ascii="Arial Unicode MS" w:hAnsi="Arial Unicode MS" w:eastAsia="Arial Unicode MS"/>
                 <w:b w:val="0"/>
                 <w:color w:val="1F4E78"/>
                 <w:sz w:val="20"/>
@@ -4760,7 +4760,7 @@
             </w:r>
             <w:r>
               <w:rPr>
-                <w:rFonts w:ascii="Arial Unicode" w:hAnsi="Arial Unicode" w:eastAsia="Arial Unicode"/>
+                <w:rFonts w:ascii="Arial Unicode MS" w:hAnsi="Arial Unicode MS" w:eastAsia="Arial Unicode MS"/>
                 <w:b w:val="0"/>
                 <w:color w:val="1F4E78"/>
                 <w:sz w:val="20"/>
@@ -4801,7 +4801,7 @@
             </w:pPr>
             <w:r>
               <w:rPr>
-                <w:rFonts w:ascii="Arial Unicode" w:hAnsi="Arial Unicode" w:eastAsia="Arial Unicode"/>
+                <w:rFonts w:ascii="Arial Unicode MS" w:hAnsi="Arial Unicode MS" w:eastAsia="Arial Unicode MS"/>
                 <w:b w:val="0"/>
                 <w:color w:val="222222"/>
                 <w:sz w:val="19"/>
@@ -4810,7 +4810,7 @@
             </w:r>
             <w:r>
               <w:rPr>
-                <w:rFonts w:ascii="Arial Unicode" w:hAnsi="Arial Unicode" w:eastAsia="Arial Unicode"/>
+                <w:rFonts w:ascii="Arial Unicode MS" w:hAnsi="Arial Unicode MS" w:eastAsia="Arial Unicode MS"/>
                 <w:b w:val="0"/>
                 <w:color w:val="1F4E78"/>
                 <w:sz w:val="20"/>
@@ -4819,7 +4819,7 @@
             </w:r>
             <w:r>
               <w:rPr>
-                <w:rFonts w:ascii="Arial Unicode" w:hAnsi="Arial Unicode" w:eastAsia="Arial Unicode"/>
+                <w:rFonts w:ascii="Arial Unicode MS" w:hAnsi="Arial Unicode MS" w:eastAsia="Arial Unicode MS"/>
                 <w:b w:val="0"/>
                 <w:color w:val="1F4E78"/>
                 <w:sz w:val="20"/>
@@ -4855,7 +4855,7 @@
             </w:pPr>
             <w:r>
               <w:rPr>
-                <w:rFonts w:ascii="Arial Unicode" w:hAnsi="Arial Unicode" w:eastAsia="Arial Unicode"/>
+                <w:rFonts w:ascii="Arial Unicode MS" w:hAnsi="Arial Unicode MS" w:eastAsia="Arial Unicode MS"/>
                 <w:b w:val="0"/>
                 <w:color w:val="222222"/>
                 <w:sz w:val="19"/>
@@ -4864,7 +4864,7 @@
             </w:r>
             <w:r>
               <w:rPr>
-                <w:rFonts w:ascii="Arial Unicode" w:hAnsi="Arial Unicode" w:eastAsia="Arial Unicode"/>
+                <w:rFonts w:ascii="Arial Unicode MS" w:hAnsi="Arial Unicode MS" w:eastAsia="Arial Unicode MS"/>
                 <w:b w:val="0"/>
                 <w:color w:val="1F4E78"/>
                 <w:sz w:val="20"/>
@@ -4873,7 +4873,7 @@
             </w:r>
             <w:r>
               <w:rPr>
-                <w:rFonts w:ascii="Arial Unicode" w:hAnsi="Arial Unicode" w:eastAsia="Arial Unicode"/>
+                <w:rFonts w:ascii="Arial Unicode MS" w:hAnsi="Arial Unicode MS" w:eastAsia="Arial Unicode MS"/>
                 <w:b w:val="0"/>
                 <w:color w:val="1F4E78"/>
                 <w:sz w:val="20"/>
@@ -4909,7 +4909,7 @@
             </w:pPr>
             <w:r>
               <w:rPr>
-                <w:rFonts w:ascii="Arial Unicode" w:hAnsi="Arial Unicode" w:eastAsia="Arial Unicode"/>
+                <w:rFonts w:ascii="Arial Unicode MS" w:hAnsi="Arial Unicode MS" w:eastAsia="Arial Unicode MS"/>
                 <w:b w:val="0"/>
                 <w:color w:val="222222"/>
                 <w:sz w:val="19"/>
@@ -4918,7 +4918,7 @@
             </w:r>
             <w:r>
               <w:rPr>
-                <w:rFonts w:ascii="Arial Unicode" w:hAnsi="Arial Unicode" w:eastAsia="Arial Unicode"/>
+                <w:rFonts w:ascii="Arial Unicode MS" w:hAnsi="Arial Unicode MS" w:eastAsia="Arial Unicode MS"/>
                 <w:b w:val="0"/>
                 <w:color w:val="1F4E78"/>
                 <w:sz w:val="20"/>
@@ -4927,7 +4927,7 @@
             </w:r>
             <w:r>
               <w:rPr>
-                <w:rFonts w:ascii="Arial Unicode" w:hAnsi="Arial Unicode" w:eastAsia="Arial Unicode"/>
+                <w:rFonts w:ascii="Arial Unicode MS" w:hAnsi="Arial Unicode MS" w:eastAsia="Arial Unicode MS"/>
                 <w:b w:val="0"/>
                 <w:color w:val="1F4E78"/>
                 <w:sz w:val="20"/>
@@ -4968,7 +4968,7 @@
             </w:pPr>
             <w:r>
               <w:rPr>
-                <w:rFonts w:ascii="Arial Unicode" w:hAnsi="Arial Unicode" w:eastAsia="Arial Unicode"/>
+                <w:rFonts w:ascii="Arial Unicode MS" w:hAnsi="Arial Unicode MS" w:eastAsia="Arial Unicode MS"/>
                 <w:b w:val="0"/>
                 <w:color w:val="222222"/>
                 <w:sz w:val="19"/>
@@ -4977,7 +4977,7 @@
             </w:r>
             <w:r>
               <w:rPr>
-                <w:rFonts w:ascii="Arial Unicode" w:hAnsi="Arial Unicode" w:eastAsia="Arial Unicode"/>
+                <w:rFonts w:ascii="Arial Unicode MS" w:hAnsi="Arial Unicode MS" w:eastAsia="Arial Unicode MS"/>
                 <w:b w:val="0"/>
                 <w:color w:val="1F4E78"/>
                 <w:sz w:val="20"/>
@@ -4986,7 +4986,7 @@
             </w:r>
             <w:r>
               <w:rPr>
-                <w:rFonts w:ascii="Arial Unicode" w:hAnsi="Arial Unicode" w:eastAsia="Arial Unicode"/>
+                <w:rFonts w:ascii="Arial Unicode MS" w:hAnsi="Arial Unicode MS" w:eastAsia="Arial Unicode MS"/>
                 <w:b w:val="0"/>
                 <w:color w:val="1F4E78"/>
                 <w:sz w:val="20"/>
@@ -5022,7 +5022,7 @@
             </w:pPr>
             <w:r>
               <w:rPr>
-                <w:rFonts w:ascii="Arial Unicode" w:hAnsi="Arial Unicode" w:eastAsia="Arial Unicode"/>
+                <w:rFonts w:ascii="Arial Unicode MS" w:hAnsi="Arial Unicode MS" w:eastAsia="Arial Unicode MS"/>
                 <w:b w:val="0"/>
                 <w:color w:val="222222"/>
                 <w:sz w:val="19"/>
@@ -5031,7 +5031,7 @@
             </w:r>
             <w:r>
               <w:rPr>
-                <w:rFonts w:ascii="Arial Unicode" w:hAnsi="Arial Unicode" w:eastAsia="Arial Unicode"/>
+                <w:rFonts w:ascii="Arial Unicode MS" w:hAnsi="Arial Unicode MS" w:eastAsia="Arial Unicode MS"/>
                 <w:b w:val="0"/>
                 <w:color w:val="1F4E78"/>
                 <w:sz w:val="20"/>
@@ -5040,7 +5040,7 @@
             </w:r>
             <w:r>
               <w:rPr>
-                <w:rFonts w:ascii="Arial Unicode" w:hAnsi="Arial Unicode" w:eastAsia="Arial Unicode"/>
+                <w:rFonts w:ascii="Arial Unicode MS" w:hAnsi="Arial Unicode MS" w:eastAsia="Arial Unicode MS"/>
                 <w:b w:val="0"/>
                 <w:color w:val="1F4E78"/>
                 <w:sz w:val="20"/>
@@ -5076,7 +5076,7 @@
             </w:pPr>
             <w:r>
               <w:rPr>
-                <w:rFonts w:ascii="Arial Unicode" w:hAnsi="Arial Unicode" w:eastAsia="Arial Unicode"/>
+                <w:rFonts w:ascii="Arial Unicode MS" w:hAnsi="Arial Unicode MS" w:eastAsia="Arial Unicode MS"/>
                 <w:b w:val="0"/>
                 <w:color w:val="222222"/>
                 <w:sz w:val="19"/>
@@ -5085,7 +5085,7 @@
             </w:r>
             <w:r>
               <w:rPr>
-                <w:rFonts w:ascii="Arial Unicode" w:hAnsi="Arial Unicode" w:eastAsia="Arial Unicode"/>
+                <w:rFonts w:ascii="Arial Unicode MS" w:hAnsi="Arial Unicode MS" w:eastAsia="Arial Unicode MS"/>
                 <w:b w:val="0"/>
                 <w:color w:val="1F4E78"/>
                 <w:sz w:val="20"/>
@@ -5094,7 +5094,7 @@
             </w:r>
             <w:r>
               <w:rPr>
-                <w:rFonts w:ascii="Arial Unicode" w:hAnsi="Arial Unicode" w:eastAsia="Arial Unicode"/>
+                <w:rFonts w:ascii="Arial Unicode MS" w:hAnsi="Arial Unicode MS" w:eastAsia="Arial Unicode MS"/>
                 <w:b w:val="0"/>
                 <w:color w:val="1F4E78"/>
                 <w:sz w:val="20"/>
@@ -5135,7 +5135,7 @@
             </w:pPr>
             <w:r>
               <w:rPr>
-                <w:rFonts w:ascii="Arial Unicode" w:hAnsi="Arial Unicode" w:eastAsia="Arial Unicode"/>
+                <w:rFonts w:ascii="Arial Unicode MS" w:hAnsi="Arial Unicode MS" w:eastAsia="Arial Unicode MS"/>
                 <w:b w:val="0"/>
                 <w:color w:val="222222"/>
                 <w:sz w:val="19"/>
@@ -5171,7 +5171,7 @@
             </w:pPr>
             <w:r>
               <w:rPr>
-                <w:rFonts w:ascii="Arial Unicode" w:hAnsi="Arial Unicode" w:eastAsia="Arial Unicode"/>
+                <w:rFonts w:ascii="Arial Unicode MS" w:hAnsi="Arial Unicode MS" w:eastAsia="Arial Unicode MS"/>
                 <w:b w:val="0"/>
                 <w:color w:val="222222"/>
                 <w:sz w:val="19"/>
@@ -5207,7 +5207,7 @@
             </w:pPr>
             <w:r>
               <w:rPr>
-                <w:rFonts w:ascii="Arial Unicode" w:hAnsi="Arial Unicode" w:eastAsia="Arial Unicode"/>
+                <w:rFonts w:ascii="Arial Unicode MS" w:hAnsi="Arial Unicode MS" w:eastAsia="Arial Unicode MS"/>
                 <w:b w:val="0"/>
                 <w:color w:val="222222"/>
                 <w:sz w:val="19"/>
@@ -5230,12 +5230,12 @@
     </w:p>
     <w:p>
       <w:pPr>
-        <w:spacing w:after="0" w:line="264" w:lineRule="auto"/>
+        <w:spacing w:after="60" w:line="300" w:lineRule="auto"/>
         <w:ind w:left="317" w:hanging="317"/>
       </w:pPr>
       <w:r>
         <w:rPr>
-          <w:rFonts w:ascii="Arial Unicode" w:hAnsi="Arial Unicode" w:eastAsia="Arial Unicode"/>
+          <w:rFonts w:ascii="Arial Unicode MS" w:hAnsi="Arial Unicode MS" w:eastAsia="Arial Unicode MS"/>
           <w:b/>
           <w:color w:val="222222"/>
           <w:sz w:val="22"/>
@@ -5244,7 +5244,7 @@
       </w:r>
       <w:r>
         <w:rPr>
-          <w:rFonts w:ascii="Arial Unicode" w:hAnsi="Arial Unicode" w:eastAsia="Arial Unicode"/>
+          <w:rFonts w:ascii="Arial Unicode MS" w:hAnsi="Arial Unicode MS" w:eastAsia="Arial Unicode MS"/>
           <w:b w:val="0"/>
           <w:color w:val="222222"/>
           <w:sz w:val="22"/>
@@ -5254,12 +5254,12 @@
     </w:p>
     <w:p>
       <w:pPr>
-        <w:spacing w:after="0" w:line="264" w:lineRule="auto"/>
+        <w:spacing w:after="60" w:line="300" w:lineRule="auto"/>
         <w:ind w:left="317" w:hanging="317"/>
       </w:pPr>
       <w:r>
         <w:rPr>
-          <w:rFonts w:ascii="Arial Unicode" w:hAnsi="Arial Unicode" w:eastAsia="Arial Unicode"/>
+          <w:rFonts w:ascii="Arial Unicode MS" w:hAnsi="Arial Unicode MS" w:eastAsia="Arial Unicode MS"/>
           <w:b/>
           <w:color w:val="222222"/>
           <w:sz w:val="22"/>
@@ -5268,7 +5268,7 @@
       </w:r>
       <w:r>
         <w:rPr>
-          <w:rFonts w:ascii="Arial Unicode" w:hAnsi="Arial Unicode" w:eastAsia="Arial Unicode"/>
+          <w:rFonts w:ascii="Arial Unicode MS" w:hAnsi="Arial Unicode MS" w:eastAsia="Arial Unicode MS"/>
           <w:b w:val="0"/>
           <w:color w:val="222222"/>
           <w:sz w:val="22"/>
@@ -5278,12 +5278,12 @@
     </w:p>
     <w:p>
       <w:pPr>
-        <w:spacing w:after="0" w:line="264" w:lineRule="auto"/>
+        <w:spacing w:after="60" w:line="300" w:lineRule="auto"/>
         <w:ind w:left="317" w:hanging="317"/>
       </w:pPr>
       <w:r>
         <w:rPr>
-          <w:rFonts w:ascii="Arial Unicode" w:hAnsi="Arial Unicode" w:eastAsia="Arial Unicode"/>
+          <w:rFonts w:ascii="Arial Unicode MS" w:hAnsi="Arial Unicode MS" w:eastAsia="Arial Unicode MS"/>
           <w:b/>
           <w:color w:val="222222"/>
           <w:sz w:val="22"/>
@@ -5292,7 +5292,7 @@
       </w:r>
       <w:r>
         <w:rPr>
-          <w:rFonts w:ascii="Arial Unicode" w:hAnsi="Arial Unicode" w:eastAsia="Arial Unicode"/>
+          <w:rFonts w:ascii="Arial Unicode MS" w:hAnsi="Arial Unicode MS" w:eastAsia="Arial Unicode MS"/>
           <w:b w:val="0"/>
           <w:color w:val="222222"/>
           <w:sz w:val="22"/>
@@ -5302,12 +5302,12 @@
     </w:p>
     <w:p>
       <w:pPr>
-        <w:spacing w:after="0" w:line="264" w:lineRule="auto"/>
+        <w:spacing w:after="60" w:line="300" w:lineRule="auto"/>
         <w:ind w:left="317" w:hanging="317"/>
       </w:pPr>
       <w:r>
         <w:rPr>
-          <w:rFonts w:ascii="Arial Unicode" w:hAnsi="Arial Unicode" w:eastAsia="Arial Unicode"/>
+          <w:rFonts w:ascii="Arial Unicode MS" w:hAnsi="Arial Unicode MS" w:eastAsia="Arial Unicode MS"/>
           <w:b/>
           <w:color w:val="222222"/>
           <w:sz w:val="22"/>
@@ -5316,7 +5316,7 @@
       </w:r>
       <w:r>
         <w:rPr>
-          <w:rFonts w:ascii="Arial Unicode" w:hAnsi="Arial Unicode" w:eastAsia="Arial Unicode"/>
+          <w:rFonts w:ascii="Arial Unicode MS" w:hAnsi="Arial Unicode MS" w:eastAsia="Arial Unicode MS"/>
           <w:b w:val="0"/>
           <w:color w:val="222222"/>
           <w:sz w:val="22"/>
@@ -5326,12 +5326,12 @@
     </w:p>
     <w:p>
       <w:pPr>
-        <w:spacing w:after="0" w:line="264" w:lineRule="auto"/>
+        <w:spacing w:after="60" w:line="300" w:lineRule="auto"/>
         <w:ind w:left="317" w:hanging="317"/>
       </w:pPr>
       <w:r>
         <w:rPr>
-          <w:rFonts w:ascii="Arial Unicode" w:hAnsi="Arial Unicode" w:eastAsia="Arial Unicode"/>
+          <w:rFonts w:ascii="Arial Unicode MS" w:hAnsi="Arial Unicode MS" w:eastAsia="Arial Unicode MS"/>
           <w:b/>
           <w:color w:val="222222"/>
           <w:sz w:val="22"/>
@@ -5340,7 +5340,7 @@
       </w:r>
       <w:r>
         <w:rPr>
-          <w:rFonts w:ascii="Arial Unicode" w:hAnsi="Arial Unicode" w:eastAsia="Arial Unicode"/>
+          <w:rFonts w:ascii="Arial Unicode MS" w:hAnsi="Arial Unicode MS" w:eastAsia="Arial Unicode MS"/>
           <w:b w:val="0"/>
           <w:color w:val="222222"/>
           <w:sz w:val="22"/>
@@ -5350,12 +5350,12 @@
     </w:p>
     <w:p>
       <w:pPr>
-        <w:spacing w:after="0" w:line="264" w:lineRule="auto"/>
+        <w:spacing w:after="60" w:line="300" w:lineRule="auto"/>
         <w:ind w:left="317" w:hanging="317"/>
       </w:pPr>
       <w:r>
         <w:rPr>
-          <w:rFonts w:ascii="Arial Unicode" w:hAnsi="Arial Unicode" w:eastAsia="Arial Unicode"/>
+          <w:rFonts w:ascii="Arial Unicode MS" w:hAnsi="Arial Unicode MS" w:eastAsia="Arial Unicode MS"/>
           <w:b/>
           <w:color w:val="222222"/>
           <w:sz w:val="22"/>
@@ -5364,7 +5364,7 @@
       </w:r>
       <w:r>
         <w:rPr>
-          <w:rFonts w:ascii="Arial Unicode" w:hAnsi="Arial Unicode" w:eastAsia="Arial Unicode"/>
+          <w:rFonts w:ascii="Arial Unicode MS" w:hAnsi="Arial Unicode MS" w:eastAsia="Arial Unicode MS"/>
           <w:b w:val="0"/>
           <w:color w:val="222222"/>
           <w:sz w:val="22"/>
@@ -5454,7 +5454,7 @@
           </w:pPr>
           <w:r>
             <w:rPr>
-              <w:rFonts w:ascii="Arial Unicode" w:hAnsi="Arial Unicode" w:eastAsia="Arial Unicode"/>
+              <w:rFonts w:ascii="Arial Unicode MS" w:hAnsi="Arial Unicode MS" w:eastAsia="Arial Unicode MS"/>
               <w:b w:val="0"/>
               <w:color w:val="666666"/>
               <w:sz w:val="17"/>
@@ -5481,7 +5481,7 @@
           </w:pPr>
           <w:r>
             <w:rPr>
-              <w:rFonts w:ascii="Arial Unicode" w:hAnsi="Arial Unicode" w:eastAsia="Arial Unicode"/>
+              <w:rFonts w:ascii="Arial Unicode MS" w:hAnsi="Arial Unicode MS" w:eastAsia="Arial Unicode MS"/>
               <w:b w:val="0"/>
               <w:color w:val="666666"/>
               <w:sz w:val="17"/>
@@ -5666,7 +5666,7 @@
   <w:docDefaults>
     <w:rPrDefault>
       <w:rPr>
-        <w:rFonts w:ascii="Times New Roman" w:hAnsi="Times New Roman" w:eastAsia="Arial Unicode" w:cs="Times New Roman"/>
+        <w:rFonts w:ascii="Times New Roman" w:hAnsi="Times New Roman" w:eastAsia="宋体" w:cs="Times New Roman"/>
       </w:rPr>
     </w:rPrDefault>
     <w:pPrDefault/>
@@ -5933,7 +5933,7 @@
       <w:spacing w:after="120" w:line="312" w:lineRule="auto"/>
     </w:pPr>
     <w:rPr>
-      <w:rFonts w:ascii="Arial Unicode" w:hAnsi="Arial Unicode" w:eastAsia="Arial Unicode" w:cstheme="minorBidi"/>
+      <w:rFonts w:ascii="Arial Unicode MS" w:hAnsi="Arial Unicode MS" w:eastAsia="Arial Unicode MS" w:cstheme="minorBidi"/>
       <w:color w:val="222222"/>
       <w:sz w:val="22"/>
       <w:szCs w:val="22"/>
@@ -18418,7 +18418,7 @@
         <a:cs typeface=""/>
         <a:font script="Jpan" typeface="ＭＳ ゴシック"/>
         <a:font script="Hang" typeface="맑은 고딕"/>
-        <a:font script="Hans" typeface="Arial Unicode"/>
+        <a:font script="Hans" typeface="宋体"/>
         <a:font script="Hant" typeface="新細明體"/>
         <a:font script="Arab" typeface="Times New Roman"/>
         <a:font script="Hebr" typeface="Times New Roman"/>
@@ -18453,7 +18453,7 @@
         <a:cs typeface=""/>
         <a:font script="Jpan" typeface="ＭＳ 明朝"/>
         <a:font script="Hang" typeface="맑은 고딕"/>
-        <a:font script="Hans" typeface="Arial Unicode"/>
+        <a:font script="Hans" typeface="宋体"/>
         <a:font script="Hant" typeface="新細明體"/>
         <a:font script="Arab" typeface="Arial"/>
         <a:font script="Hebr" typeface="Arial"/>
